--- a/DOC/EN/NF-DOC-004_User_Manual_—_Admin_and_Officer_EN.docx
+++ b/DOC/EN/NF-DOC-004_User_Manual_—_Admin_and_Officer_EN.docx
@@ -2,2106 +2,391 @@
 <file path=word/document.xml><?xml version="1.0" encoding="utf-8"?>
 <w:document xmlns:wpc="http://schemas.microsoft.com/office/word/2010/wordprocessingCanvas" xmlns:mo="http://schemas.microsoft.com/office/mac/office/2008/main" xmlns:mc="http://schemas.openxmlformats.org/markup-compatibility/2006" xmlns:mv="urn:schemas-microsoft-com:mac:vml" xmlns:o="urn:schemas-microsoft-com:office:office" xmlns:r="http://schemas.openxmlformats.org/officeDocument/2006/relationships" xmlns:m="http://schemas.openxmlformats.org/officeDocument/2006/math" xmlns:v="urn:schemas-microsoft-com:vml" xmlns:wp14="http://schemas.microsoft.com/office/word/2010/wordprocessingDrawing" xmlns:wp="http://schemas.openxmlformats.org/drawingml/2006/wordprocessingDrawing" xmlns:w10="urn:schemas-microsoft-com:office:word" xmlns:w="http://schemas.openxmlformats.org/wordprocessingml/2006/main" xmlns:w14="http://schemas.microsoft.com/office/word/2010/wordml" xmlns:wpg="http://schemas.microsoft.com/office/word/2010/wordprocessingGroup" xmlns:wpi="http://schemas.microsoft.com/office/word/2010/wordprocessingInk" xmlns:wne="http://schemas.microsoft.com/office/word/2006/wordml" xmlns:wps="http://schemas.microsoft.com/office/word/2010/wordprocessingShape" mc:Ignorable="w14 wp14">
   <w:body>
-    <w:tbl>
-      <w:tblPr>
-        <w:tblStyle w:val="TableGrid"/>
-        <w:tblW w:type="auto" w:w="0"/>
-        <w:tblLook w:firstColumn="1" w:firstRow="1" w:lastColumn="0" w:lastRow="0" w:noHBand="0" w:noVBand="1" w:val="04A0"/>
-      </w:tblPr>
-      <w:tblGrid>
-        <w:gridCol w:w="9317"/>
-      </w:tblGrid>
-      <w:tr>
-        <w:tc>
-          <w:tcPr>
-            <w:tcW w:type="dxa" w:w="9317"/>
-            <w:shd w:val="clear" w:fill="0B1F2E"/>
-            <w:tcMar>
-              <w:top w:w="180" w:type="dxa"/>
-              <w:start w:w="240" w:type="dxa"/>
-              <w:bottom w:w="180" w:type="dxa"/>
-              <w:end w:w="240" w:type="dxa"/>
-            </w:tcMar>
-          </w:tcPr>
-          <w:p>
-            <w:r/>
-            <w:r>
-              <w:rPr>
-                <w:rFonts w:ascii="Segoe UI" w:hAnsi="Segoe UI" w:cs="Segoe UI"/>
-                <w:b/>
-                <w:i w:val="0"/>
-                <w:color w:val="00BDAA"/>
-                <w:sz w:val="26"/>
-              </w:rPr>
-              <w:t>NEXUSFINANCE</w:t>
-            </w:r>
-          </w:p>
-          <w:p>
-            <w:pPr>
-              <w:spacing w:after="0"/>
-            </w:pPr>
-            <w:r>
-              <w:rPr>
-                <w:rFonts w:ascii="Segoe UI" w:hAnsi="Segoe UI" w:cs="Segoe UI"/>
-                <w:b w:val="0"/>
-                <w:i w:val="0"/>
-                <w:color w:val="9FB4C4"/>
-                <w:sz w:val="18"/>
-              </w:rPr>
-              <w:t>Secure • Modern • Cutting-edge  |  Lending Platform for Cambodia</w:t>
-            </w:r>
-          </w:p>
-        </w:tc>
-      </w:tr>
-    </w:tbl>
     <w:p>
       <w:pPr>
-        <w:spacing w:after="40"/>
-      </w:pPr>
-    </w:p>
-    <w:p>
-      <w:pPr>
-        <w:spacing w:after="600"/>
-      </w:pPr>
-    </w:p>
-    <w:p>
-      <w:pPr>
-        <w:spacing w:after="120"/>
-        <w:jc w:val="left"/>
+        <w:pStyle w:val="Title"/>
       </w:pPr>
       <w:r>
-        <w:rPr>
-          <w:rFonts w:ascii="Segoe UI" w:hAnsi="Segoe UI" w:cs="Segoe UI"/>
-          <w:b/>
-          <w:i w:val="0"/>
-          <w:color w:val="0B1F2E"/>
-          <w:sz w:val="68"/>
-        </w:rPr>
         <w:t>NexusFinance — User Manual — Admin &amp; Officer</w:t>
       </w:r>
     </w:p>
     <w:p>
-      <w:pPr>
-        <w:pBdr>
-          <w:bottom w:val="single" w:sz="24" w:space="4" w:color="00BDAA"/>
-        </w:pBdr>
-        <w:spacing w:after="240"/>
-      </w:pPr>
-    </w:p>
-    <w:p>
-      <w:pPr>
-        <w:spacing w:after="80"/>
-      </w:pPr>
       <w:r>
-        <w:rPr>
-          <w:rFonts w:ascii="Segoe UI" w:hAnsi="Segoe UI" w:cs="Segoe UI"/>
-          <w:b w:val="0"/>
-          <w:i w:val="0"/>
-          <w:color w:val="475A6B"/>
-          <w:sz w:val="26"/>
-        </w:rPr>
         <w:t>Digital Lending Platform for Cambodia</w:t>
       </w:r>
     </w:p>
     <w:p>
-      <w:pPr>
-        <w:spacing w:after="0"/>
-      </w:pPr>
       <w:r>
-        <w:rPr>
-          <w:rFonts w:ascii="Segoe UI" w:hAnsi="Segoe UI" w:cs="Segoe UI"/>
-          <w:b/>
-          <w:i w:val="0"/>
-          <w:color w:val="008A7C"/>
-          <w:sz w:val="20"/>
-        </w:rPr>
         <w:t>EN</w:t>
       </w:r>
     </w:p>
     <w:p>
-      <w:pPr>
-        <w:spacing w:after="600"/>
-      </w:pPr>
-    </w:p>
-    <w:tbl>
-      <w:tblPr>
-        <w:tblStyle w:val="TableGrid"/>
-        <w:tblW w:type="auto" w:w="0"/>
-        <w:tblLook w:firstColumn="1" w:firstRow="1" w:lastColumn="0" w:lastRow="0" w:noHBand="0" w:noVBand="1" w:val="04A0"/>
-      </w:tblPr>
-      <w:tblGrid>
-        <w:gridCol w:w="4658"/>
-        <w:gridCol w:w="4658"/>
-      </w:tblGrid>
-      <w:tr>
-        <w:tc>
-          <w:tcPr>
-            <w:tcW w:type="dxa" w:w="3168"/>
-            <w:shd w:val="clear" w:fill="F4F8FA"/>
-            <w:tcMar>
-              <w:top w:w="80" w:type="dxa"/>
-              <w:start w:w="120" w:type="dxa"/>
-              <w:bottom w:w="80" w:type="dxa"/>
-              <w:end w:w="120" w:type="dxa"/>
-            </w:tcMar>
-          </w:tcPr>
-          <w:p>
-            <w:r/>
-            <w:r>
-              <w:rPr>
-                <w:rFonts w:ascii="Segoe UI" w:hAnsi="Segoe UI" w:cs="Segoe UI"/>
-                <w:b/>
-                <w:i w:val="0"/>
-                <w:color w:val="0B1F2E"/>
-                <w:sz w:val="20"/>
-              </w:rPr>
-              <w:t>Document Number</w:t>
-            </w:r>
-          </w:p>
-        </w:tc>
-        <w:tc>
-          <w:tcPr>
-            <w:tcW w:type="dxa" w:w="6048"/>
-            <w:tcMar>
-              <w:top w:w="80" w:type="dxa"/>
-              <w:start w:w="120" w:type="dxa"/>
-              <w:bottom w:w="80" w:type="dxa"/>
-              <w:end w:w="120" w:type="dxa"/>
-            </w:tcMar>
-          </w:tcPr>
-          <w:p>
-            <w:r/>
-            <w:r>
-              <w:rPr>
-                <w:rFonts w:ascii="Segoe UI" w:hAnsi="Segoe UI" w:cs="Segoe UI"/>
-                <w:b w:val="0"/>
-                <w:i w:val="0"/>
-                <w:color w:val="475A6B"/>
-                <w:sz w:val="20"/>
-              </w:rPr>
-              <w:t>NF-DOC-004</w:t>
-            </w:r>
-          </w:p>
-        </w:tc>
-      </w:tr>
-      <w:tr>
-        <w:tc>
-          <w:tcPr>
-            <w:tcW w:type="dxa" w:w="3168"/>
-            <w:shd w:val="clear" w:fill="F4F8FA"/>
-            <w:tcMar>
-              <w:top w:w="80" w:type="dxa"/>
-              <w:start w:w="120" w:type="dxa"/>
-              <w:bottom w:w="80" w:type="dxa"/>
-              <w:end w:w="120" w:type="dxa"/>
-            </w:tcMar>
-          </w:tcPr>
-          <w:p>
-            <w:r/>
-            <w:r>
-              <w:rPr>
-                <w:rFonts w:ascii="Segoe UI" w:hAnsi="Segoe UI" w:cs="Segoe UI"/>
-                <w:b/>
-                <w:i w:val="0"/>
-                <w:color w:val="0B1F2E"/>
-                <w:sz w:val="20"/>
-              </w:rPr>
-              <w:t>Version</w:t>
-            </w:r>
-          </w:p>
-        </w:tc>
-        <w:tc>
-          <w:tcPr>
-            <w:tcW w:type="dxa" w:w="6048"/>
-            <w:tcMar>
-              <w:top w:w="80" w:type="dxa"/>
-              <w:start w:w="120" w:type="dxa"/>
-              <w:bottom w:w="80" w:type="dxa"/>
-              <w:end w:w="120" w:type="dxa"/>
-            </w:tcMar>
-          </w:tcPr>
-          <w:p>
-            <w:r/>
-            <w:r>
-              <w:rPr>
-                <w:rFonts w:ascii="Segoe UI" w:hAnsi="Segoe UI" w:cs="Segoe UI"/>
-                <w:b w:val="0"/>
-                <w:i w:val="0"/>
-                <w:color w:val="475A6B"/>
-                <w:sz w:val="20"/>
-              </w:rPr>
-              <w:t>1.0</w:t>
-            </w:r>
-          </w:p>
-        </w:tc>
-      </w:tr>
-      <w:tr>
-        <w:tc>
-          <w:tcPr>
-            <w:tcW w:type="dxa" w:w="3168"/>
-            <w:shd w:val="clear" w:fill="F4F8FA"/>
-            <w:tcMar>
-              <w:top w:w="80" w:type="dxa"/>
-              <w:start w:w="120" w:type="dxa"/>
-              <w:bottom w:w="80" w:type="dxa"/>
-              <w:end w:w="120" w:type="dxa"/>
-            </w:tcMar>
-          </w:tcPr>
-          <w:p>
-            <w:r/>
-            <w:r>
-              <w:rPr>
-                <w:rFonts w:ascii="Segoe UI" w:hAnsi="Segoe UI" w:cs="Segoe UI"/>
-                <w:b/>
-                <w:i w:val="0"/>
-                <w:color w:val="0B1F2E"/>
-                <w:sz w:val="20"/>
-              </w:rPr>
-              <w:t>Date</w:t>
-            </w:r>
-          </w:p>
-        </w:tc>
-        <w:tc>
-          <w:tcPr>
-            <w:tcW w:type="dxa" w:w="6048"/>
-            <w:tcMar>
-              <w:top w:w="80" w:type="dxa"/>
-              <w:start w:w="120" w:type="dxa"/>
-              <w:bottom w:w="80" w:type="dxa"/>
-              <w:end w:w="120" w:type="dxa"/>
-            </w:tcMar>
-          </w:tcPr>
-          <w:p>
-            <w:r/>
-            <w:r>
-              <w:rPr>
-                <w:rFonts w:ascii="Segoe UI" w:hAnsi="Segoe UI" w:cs="Segoe UI"/>
-                <w:b w:val="0"/>
-                <w:i w:val="0"/>
-                <w:color w:val="475A6B"/>
-                <w:sz w:val="20"/>
-              </w:rPr>
-              <w:t>August 2026</w:t>
-            </w:r>
-          </w:p>
-        </w:tc>
-      </w:tr>
-      <w:tr>
-        <w:tc>
-          <w:tcPr>
-            <w:tcW w:type="dxa" w:w="3168"/>
-            <w:shd w:val="clear" w:fill="F4F8FA"/>
-            <w:tcMar>
-              <w:top w:w="80" w:type="dxa"/>
-              <w:start w:w="120" w:type="dxa"/>
-              <w:bottom w:w="80" w:type="dxa"/>
-              <w:end w:w="120" w:type="dxa"/>
-            </w:tcMar>
-          </w:tcPr>
-          <w:p>
-            <w:r/>
-            <w:r>
-              <w:rPr>
-                <w:rFonts w:ascii="Segoe UI" w:hAnsi="Segoe UI" w:cs="Segoe UI"/>
-                <w:b/>
-                <w:i w:val="0"/>
-                <w:color w:val="0B1F2E"/>
-                <w:sz w:val="20"/>
-              </w:rPr>
-              <w:t>Prepared By</w:t>
-            </w:r>
-          </w:p>
-        </w:tc>
-        <w:tc>
-          <w:tcPr>
-            <w:tcW w:type="dxa" w:w="6048"/>
-            <w:tcMar>
-              <w:top w:w="80" w:type="dxa"/>
-              <w:start w:w="120" w:type="dxa"/>
-              <w:bottom w:w="80" w:type="dxa"/>
-              <w:end w:w="120" w:type="dxa"/>
-            </w:tcMar>
-          </w:tcPr>
-          <w:p>
-            <w:r/>
-            <w:r>
-              <w:rPr>
-                <w:rFonts w:ascii="Segoe UI" w:hAnsi="Segoe UI" w:cs="Segoe UI"/>
-                <w:b w:val="0"/>
-                <w:i w:val="0"/>
-                <w:color w:val="475A6B"/>
-                <w:sz w:val="20"/>
-              </w:rPr>
-              <w:t>NDX Digital Support</w:t>
-            </w:r>
-          </w:p>
-        </w:tc>
-      </w:tr>
-      <w:tr>
-        <w:tc>
-          <w:tcPr>
-            <w:tcW w:type="dxa" w:w="3168"/>
-            <w:shd w:val="clear" w:fill="F4F8FA"/>
-            <w:tcMar>
-              <w:top w:w="80" w:type="dxa"/>
-              <w:start w:w="120" w:type="dxa"/>
-              <w:bottom w:w="80" w:type="dxa"/>
-              <w:end w:w="120" w:type="dxa"/>
-            </w:tcMar>
-          </w:tcPr>
-          <w:p>
-            <w:r/>
-            <w:r>
-              <w:rPr>
-                <w:rFonts w:ascii="Segoe UI" w:hAnsi="Segoe UI" w:cs="Segoe UI"/>
-                <w:b/>
-                <w:i w:val="0"/>
-                <w:color w:val="0B1F2E"/>
-                <w:sz w:val="20"/>
-              </w:rPr>
-              <w:t>Classification</w:t>
-            </w:r>
-          </w:p>
-        </w:tc>
-        <w:tc>
-          <w:tcPr>
-            <w:tcW w:type="dxa" w:w="6048"/>
-            <w:tcMar>
-              <w:top w:w="80" w:type="dxa"/>
-              <w:start w:w="120" w:type="dxa"/>
-              <w:bottom w:w="80" w:type="dxa"/>
-              <w:end w:w="120" w:type="dxa"/>
-            </w:tcMar>
-          </w:tcPr>
-          <w:p>
-            <w:r/>
-            <w:r>
-              <w:rPr>
-                <w:rFonts w:ascii="Segoe UI" w:hAnsi="Segoe UI" w:cs="Segoe UI"/>
-                <w:b w:val="0"/>
-                <w:i w:val="0"/>
-                <w:color w:val="475A6B"/>
-                <w:sz w:val="20"/>
-              </w:rPr>
-              <w:t>Internal &amp; Confidential</w:t>
-            </w:r>
-          </w:p>
-        </w:tc>
-      </w:tr>
-    </w:tbl>
-    <w:p>
-      <w:pPr>
-        <w:spacing w:after="280"/>
-      </w:pPr>
-    </w:p>
-    <w:p>
       <w:r>
-        <w:rPr>
-          <w:rFonts w:ascii="Segoe UI" w:hAnsi="Segoe UI" w:cs="Segoe UI"/>
-          <w:b w:val="0"/>
-          <w:i w:val="0"/>
-          <w:color w:val="6B7A89"/>
-          <w:sz w:val="18"/>
-        </w:rPr>
         <w:t>Admin Guide  •  Loan Officer Guide  •  Operations Manual</w:t>
-      </w:r>
-    </w:p>
-    <w:p>
-      <w:r>
-        <w:br w:type="page"/>
-      </w:r>
-    </w:p>
-    <w:p>
-      <w:pPr>
-        <w:spacing w:after="120"/>
-        <w:pBdr>
-          <w:bottom w:val="single" w:sz="12" w:space="4" w:color="00BDAA"/>
-        </w:pBdr>
-      </w:pPr>
-      <w:r>
-        <w:rPr>
-          <w:rFonts w:ascii="Segoe UI" w:hAnsi="Segoe UI" w:cs="Segoe UI"/>
-          <w:b/>
-          <w:i w:val="0"/>
-          <w:color w:val="0B1F2E"/>
-          <w:sz w:val="32"/>
-        </w:rPr>
-        <w:t>Table of Contents</w:t>
-      </w:r>
-    </w:p>
-    <w:p>
-      <w:pPr>
-        <w:spacing w:after="160"/>
-      </w:pPr>
-    </w:p>
-    <w:p>
-      <w:pPr>
-        <w:tabs>
-          <w:tab w:pos="9360" w:val="right" w:leader="hyphen"/>
-        </w:tabs>
-        <w:spacing w:after="80"/>
-      </w:pPr>
-      <w:r>
-        <w:rPr>
-          <w:rFonts w:ascii="Segoe UI" w:hAnsi="Segoe UI" w:cs="Segoe UI"/>
-          <w:b/>
-          <w:i w:val="0"/>
-          <w:color w:val="008A7C"/>
-          <w:sz w:val="22"/>
-        </w:rPr>
-        <w:t xml:space="preserve">1.  </w:t>
-      </w:r>
-      <w:r>
-        <w:rPr>
-          <w:rFonts w:ascii="Segoe UI" w:hAnsi="Segoe UI" w:cs="Segoe UI"/>
-          <w:b w:val="0"/>
-          <w:i w:val="0"/>
-          <w:color w:val="0B1F2E"/>
-          <w:sz w:val="22"/>
-        </w:rPr>
-        <w:t>Logging In</w:t>
-      </w:r>
-    </w:p>
-    <w:p>
-      <w:pPr>
-        <w:tabs>
-          <w:tab w:pos="9360" w:val="right" w:leader="hyphen"/>
-        </w:tabs>
-        <w:spacing w:after="80"/>
-      </w:pPr>
-      <w:r>
-        <w:rPr>
-          <w:rFonts w:ascii="Segoe UI" w:hAnsi="Segoe UI" w:cs="Segoe UI"/>
-          <w:b/>
-          <w:i w:val="0"/>
-          <w:color w:val="008A7C"/>
-          <w:sz w:val="22"/>
-        </w:rPr>
-        <w:t xml:space="preserve">2.  </w:t>
-      </w:r>
-      <w:r>
-        <w:rPr>
-          <w:rFonts w:ascii="Segoe UI" w:hAnsi="Segoe UI" w:cs="Segoe UI"/>
-          <w:b w:val="0"/>
-          <w:i w:val="0"/>
-          <w:color w:val="0B1F2E"/>
-          <w:sz w:val="22"/>
-        </w:rPr>
-        <w:t>Super Admin Dashboard</w:t>
-      </w:r>
-    </w:p>
-    <w:p>
-      <w:pPr>
-        <w:tabs>
-          <w:tab w:pos="9360" w:val="right" w:leader="hyphen"/>
-        </w:tabs>
-        <w:spacing w:after="80"/>
-      </w:pPr>
-      <w:r>
-        <w:rPr>
-          <w:rFonts w:ascii="Segoe UI" w:hAnsi="Segoe UI" w:cs="Segoe UI"/>
-          <w:b/>
-          <w:i w:val="0"/>
-          <w:color w:val="008A7C"/>
-          <w:sz w:val="22"/>
-        </w:rPr>
-        <w:t xml:space="preserve">3.  </w:t>
-      </w:r>
-      <w:r>
-        <w:rPr>
-          <w:rFonts w:ascii="Segoe UI" w:hAnsi="Segoe UI" w:cs="Segoe UI"/>
-          <w:b w:val="0"/>
-          <w:i w:val="0"/>
-          <w:color w:val="0B1F2E"/>
-          <w:sz w:val="22"/>
-        </w:rPr>
-        <w:t>User Management</w:t>
-      </w:r>
-    </w:p>
-    <w:p>
-      <w:pPr>
-        <w:tabs>
-          <w:tab w:pos="9360" w:val="right" w:leader="hyphen"/>
-        </w:tabs>
-        <w:spacing w:after="80"/>
-      </w:pPr>
-      <w:r>
-        <w:rPr>
-          <w:rFonts w:ascii="Segoe UI" w:hAnsi="Segoe UI" w:cs="Segoe UI"/>
-          <w:b/>
-          <w:i w:val="0"/>
-          <w:color w:val="008A7C"/>
-          <w:sz w:val="22"/>
-        </w:rPr>
-        <w:t xml:space="preserve">4.  </w:t>
-      </w:r>
-      <w:r>
-        <w:rPr>
-          <w:rFonts w:ascii="Segoe UI" w:hAnsi="Segoe UI" w:cs="Segoe UI"/>
-          <w:b w:val="0"/>
-          <w:i w:val="0"/>
-          <w:color w:val="0B1F2E"/>
-          <w:sz w:val="22"/>
-        </w:rPr>
-        <w:t>Loan Review Workflow</w:t>
-      </w:r>
-    </w:p>
-    <w:p>
-      <w:pPr>
-        <w:tabs>
-          <w:tab w:pos="9360" w:val="right" w:leader="hyphen"/>
-        </w:tabs>
-        <w:spacing w:after="80"/>
-      </w:pPr>
-      <w:r>
-        <w:rPr>
-          <w:rFonts w:ascii="Segoe UI" w:hAnsi="Segoe UI" w:cs="Segoe UI"/>
-          <w:b/>
-          <w:i w:val="0"/>
-          <w:color w:val="008A7C"/>
-          <w:sz w:val="22"/>
-        </w:rPr>
-        <w:t xml:space="preserve">5.  </w:t>
-      </w:r>
-      <w:r>
-        <w:rPr>
-          <w:rFonts w:ascii="Segoe UI" w:hAnsi="Segoe UI" w:cs="Segoe UI"/>
-          <w:b w:val="0"/>
-          <w:i w:val="0"/>
-          <w:color w:val="0B1F2E"/>
-          <w:sz w:val="22"/>
-        </w:rPr>
-        <w:t>System Configuration</w:t>
-      </w:r>
-    </w:p>
-    <w:p>
-      <w:pPr>
-        <w:tabs>
-          <w:tab w:pos="9360" w:val="right" w:leader="hyphen"/>
-        </w:tabs>
-        <w:spacing w:after="80"/>
-      </w:pPr>
-      <w:r>
-        <w:rPr>
-          <w:rFonts w:ascii="Segoe UI" w:hAnsi="Segoe UI" w:cs="Segoe UI"/>
-          <w:b/>
-          <w:i w:val="0"/>
-          <w:color w:val="008A7C"/>
-          <w:sz w:val="22"/>
-        </w:rPr>
-        <w:t xml:space="preserve">6.  </w:t>
-      </w:r>
-      <w:r>
-        <w:rPr>
-          <w:rFonts w:ascii="Segoe UI" w:hAnsi="Segoe UI" w:cs="Segoe UI"/>
-          <w:b w:val="0"/>
-          <w:i w:val="0"/>
-          <w:color w:val="0B1F2E"/>
-          <w:sz w:val="22"/>
-        </w:rPr>
-        <w:t>Audit Logs</w:t>
-      </w:r>
-    </w:p>
-    <w:p>
-      <w:pPr>
-        <w:tabs>
-          <w:tab w:pos="9360" w:val="right" w:leader="hyphen"/>
-        </w:tabs>
-        <w:spacing w:after="80"/>
-      </w:pPr>
-      <w:r>
-        <w:rPr>
-          <w:rFonts w:ascii="Segoe UI" w:hAnsi="Segoe UI" w:cs="Segoe UI"/>
-          <w:b/>
-          <w:i w:val="0"/>
-          <w:color w:val="008A7C"/>
-          <w:sz w:val="22"/>
-        </w:rPr>
-        <w:t xml:space="preserve">7.  </w:t>
-      </w:r>
-      <w:r>
-        <w:rPr>
-          <w:rFonts w:ascii="Segoe UI" w:hAnsi="Segoe UI" w:cs="Segoe UI"/>
-          <w:b w:val="0"/>
-          <w:i w:val="0"/>
-          <w:color w:val="0B1F2E"/>
-          <w:sz w:val="22"/>
-        </w:rPr>
-        <w:t>Telegram Bot Commands</w:t>
-      </w:r>
-    </w:p>
-    <w:p>
-      <w:r>
-        <w:br w:type="page"/>
       </w:r>
     </w:p>
     <w:p>
       <w:pPr>
         <w:pStyle w:val="Heading1"/>
-        <w:spacing w:before="360" w:after="120"/>
-        <w:pBdr>
-          <w:bottom w:val="single" w:sz="12" w:space="4" w:color="00BDAA"/>
-        </w:pBdr>
       </w:pPr>
       <w:r>
-        <w:rPr>
-          <w:rFonts w:ascii="Segoe UI" w:hAnsi="Segoe UI" w:cs="Segoe UI"/>
-          <w:b/>
-          <w:i w:val="0"/>
-          <w:color w:val="0B1F2E"/>
-          <w:sz w:val="32"/>
-        </w:rPr>
+        <w:t>Table of Contents</w:t>
+      </w:r>
+    </w:p>
+    <w:p>
+      <w:r>
+        <w:t>1.  Logging In</w:t>
+      </w:r>
+    </w:p>
+    <w:p>
+      <w:r>
+        <w:t>2.  Super Admin Dashboard</w:t>
+      </w:r>
+    </w:p>
+    <w:p>
+      <w:r>
+        <w:t>3.  User Management</w:t>
+      </w:r>
+    </w:p>
+    <w:p>
+      <w:r>
+        <w:t>4.  Loan Review Workflow</w:t>
+      </w:r>
+    </w:p>
+    <w:p>
+      <w:r>
+        <w:t>5.  System Configuration</w:t>
+      </w:r>
+    </w:p>
+    <w:p>
+      <w:r>
+        <w:t>6.  Audit Logs</w:t>
+      </w:r>
+    </w:p>
+    <w:p>
+      <w:r>
+        <w:t>7.  Telegram Bot Commands</w:t>
+      </w:r>
+    </w:p>
+    <w:p>
+      <w:pPr>
+        <w:pStyle w:val="Heading1"/>
+      </w:pPr>
+      <w:r>
         <w:t>1. Logging In</w:t>
       </w:r>
     </w:p>
     <w:p>
       <w:r>
-        <w:rPr>
-          <w:rFonts w:ascii="Segoe UI" w:hAnsi="Segoe UI" w:cs="Segoe UI"/>
-          <w:b w:val="0"/>
-          <w:i w:val="0"/>
-          <w:color w:val="0B1F2E"/>
-          <w:sz w:val="21"/>
-        </w:rPr>
-        <w:t>Navigate to https://nexusfinancefintech.vercel.app and enter your email and password. You will be redirected to the appropriate portal based on your role.</w:t>
+        <w:t>Navigate to https://nexusfinancefintech.vercel.app and enter your email and password. You will be redirected to the appropriate portal based on your role. Phone-only users can also log in with their phone number + password.</w:t>
       </w:r>
-    </w:p>
-    <w:tbl>
-      <w:tblPr>
-        <w:tblStyle w:val="TableGrid"/>
-        <w:tblW w:type="auto" w:w="0"/>
-        <w:jc w:val="center"/>
-        <w:tblLayout w:type="fixed"/>
-        <w:tblLook w:firstColumn="1" w:firstRow="1" w:lastColumn="0" w:lastRow="0" w:noHBand="0" w:noVBand="1" w:val="04A0"/>
-      </w:tblPr>
-      <w:tblGrid>
-        <w:gridCol w:w="3106"/>
-        <w:gridCol w:w="3106"/>
-        <w:gridCol w:w="3106"/>
-      </w:tblGrid>
-      <w:tr>
-        <w:tc>
-          <w:tcPr>
-            <w:tcW w:type="dxa" w:w="3456"/>
-            <w:shd w:val="clear" w:fill="0B1F2E"/>
-            <w:tcMar>
-              <w:top w:w="80" w:type="dxa"/>
-              <w:start w:w="120" w:type="dxa"/>
-              <w:bottom w:w="80" w:type="dxa"/>
-              <w:end w:w="120" w:type="dxa"/>
-            </w:tcMar>
-            <w:vAlign w:val="center"/>
-          </w:tcPr>
-          <w:p>
-            <w:pPr>
-              <w:jc w:val="left"/>
-            </w:pPr>
-            <w:r/>
-            <w:r>
-              <w:rPr>
-                <w:rFonts w:ascii="Segoe UI" w:hAnsi="Segoe UI" w:cs="Segoe UI"/>
-                <w:b/>
-                <w:i w:val="0"/>
-                <w:color w:val="FFFFFF"/>
-                <w:sz w:val="19"/>
-              </w:rPr>
-              <w:t>Email</w:t>
-            </w:r>
-          </w:p>
-        </w:tc>
-        <w:tc>
-          <w:tcPr>
-            <w:tcW w:type="dxa" w:w="2880"/>
-            <w:shd w:val="clear" w:fill="0B1F2E"/>
-            <w:tcMar>
-              <w:top w:w="80" w:type="dxa"/>
-              <w:start w:w="120" w:type="dxa"/>
-              <w:bottom w:w="80" w:type="dxa"/>
-              <w:end w:w="120" w:type="dxa"/>
-            </w:tcMar>
-            <w:vAlign w:val="center"/>
-          </w:tcPr>
-          <w:p>
-            <w:pPr>
-              <w:jc w:val="left"/>
-            </w:pPr>
-            <w:r/>
-            <w:r>
-              <w:rPr>
-                <w:rFonts w:ascii="Segoe UI" w:hAnsi="Segoe UI" w:cs="Segoe UI"/>
-                <w:b/>
-                <w:i w:val="0"/>
-                <w:color w:val="FFFFFF"/>
-                <w:sz w:val="19"/>
-              </w:rPr>
-              <w:t>Password</w:t>
-            </w:r>
-          </w:p>
-        </w:tc>
-        <w:tc>
-          <w:tcPr>
-            <w:tcW w:type="dxa" w:w="2880"/>
-            <w:shd w:val="clear" w:fill="0B1F2E"/>
-            <w:tcMar>
-              <w:top w:w="80" w:type="dxa"/>
-              <w:start w:w="120" w:type="dxa"/>
-              <w:bottom w:w="80" w:type="dxa"/>
-              <w:end w:w="120" w:type="dxa"/>
-            </w:tcMar>
-            <w:vAlign w:val="center"/>
-          </w:tcPr>
-          <w:p>
-            <w:pPr>
-              <w:jc w:val="left"/>
-            </w:pPr>
-            <w:r/>
-            <w:r>
-              <w:rPr>
-                <w:rFonts w:ascii="Segoe UI" w:hAnsi="Segoe UI" w:cs="Segoe UI"/>
-                <w:b/>
-                <w:i w:val="0"/>
-                <w:color w:val="FFFFFF"/>
-                <w:sz w:val="19"/>
-              </w:rPr>
-              <w:t>Role</w:t>
-            </w:r>
-          </w:p>
-        </w:tc>
-      </w:tr>
-      <w:tr>
-        <w:tc>
-          <w:tcPr>
-            <w:tcW w:type="dxa" w:w="3456"/>
-            <w:tcMar>
-              <w:top w:w="80" w:type="dxa"/>
-              <w:start w:w="120" w:type="dxa"/>
-              <w:bottom w:w="80" w:type="dxa"/>
-              <w:end w:w="120" w:type="dxa"/>
-            </w:tcMar>
-            <w:vAlign w:val="center"/>
-          </w:tcPr>
-          <w:p>
-            <w:pPr>
-              <w:spacing w:after="20"/>
-            </w:pPr>
-            <w:r/>
-            <w:r>
-              <w:rPr>
-                <w:rFonts w:ascii="Segoe UI" w:hAnsi="Segoe UI" w:cs="Segoe UI"/>
-                <w:b w:val="0"/>
-                <w:i w:val="0"/>
-                <w:color w:val="0B1F2E"/>
-                <w:sz w:val="19"/>
-              </w:rPr>
-              <w:t>admin@nexus.com</w:t>
-            </w:r>
-          </w:p>
-        </w:tc>
-        <w:tc>
-          <w:tcPr>
-            <w:tcW w:type="dxa" w:w="2880"/>
-            <w:tcMar>
-              <w:top w:w="80" w:type="dxa"/>
-              <w:start w:w="120" w:type="dxa"/>
-              <w:bottom w:w="80" w:type="dxa"/>
-              <w:end w:w="120" w:type="dxa"/>
-            </w:tcMar>
-            <w:vAlign w:val="center"/>
-          </w:tcPr>
-          <w:p>
-            <w:pPr>
-              <w:spacing w:after="20"/>
-            </w:pPr>
-            <w:r/>
-            <w:r>
-              <w:rPr>
-                <w:rFonts w:ascii="Segoe UI" w:hAnsi="Segoe UI" w:cs="Segoe UI"/>
-                <w:b w:val="0"/>
-                <w:i w:val="0"/>
-                <w:color w:val="0B1F2E"/>
-                <w:sz w:val="19"/>
-              </w:rPr>
-              <w:t>password123</w:t>
-            </w:r>
-          </w:p>
-        </w:tc>
-        <w:tc>
-          <w:tcPr>
-            <w:tcW w:type="dxa" w:w="2880"/>
-            <w:tcMar>
-              <w:top w:w="80" w:type="dxa"/>
-              <w:start w:w="120" w:type="dxa"/>
-              <w:bottom w:w="80" w:type="dxa"/>
-              <w:end w:w="120" w:type="dxa"/>
-            </w:tcMar>
-            <w:vAlign w:val="center"/>
-          </w:tcPr>
-          <w:p>
-            <w:pPr>
-              <w:spacing w:after="20"/>
-            </w:pPr>
-            <w:r/>
-            <w:r>
-              <w:rPr>
-                <w:rFonts w:ascii="Segoe UI" w:hAnsi="Segoe UI" w:cs="Segoe UI"/>
-                <w:b w:val="0"/>
-                <w:i w:val="0"/>
-                <w:color w:val="0B1F2E"/>
-                <w:sz w:val="19"/>
-              </w:rPr>
-              <w:t>Super Admin</w:t>
-            </w:r>
-          </w:p>
-        </w:tc>
-      </w:tr>
-      <w:tr>
-        <w:tc>
-          <w:tcPr>
-            <w:tcW w:type="dxa" w:w="3456"/>
-            <w:shd w:val="clear" w:fill="F4F8FA"/>
-            <w:tcMar>
-              <w:top w:w="80" w:type="dxa"/>
-              <w:start w:w="120" w:type="dxa"/>
-              <w:bottom w:w="80" w:type="dxa"/>
-              <w:end w:w="120" w:type="dxa"/>
-            </w:tcMar>
-            <w:vAlign w:val="center"/>
-          </w:tcPr>
-          <w:p>
-            <w:pPr>
-              <w:spacing w:after="20"/>
-            </w:pPr>
-            <w:r/>
-            <w:r>
-              <w:rPr>
-                <w:rFonts w:ascii="Segoe UI" w:hAnsi="Segoe UI" w:cs="Segoe UI"/>
-                <w:b w:val="0"/>
-                <w:i w:val="0"/>
-                <w:color w:val="0B1F2E"/>
-                <w:sz w:val="19"/>
-              </w:rPr>
-              <w:t>officer@nexus.com</w:t>
-            </w:r>
-          </w:p>
-        </w:tc>
-        <w:tc>
-          <w:tcPr>
-            <w:tcW w:type="dxa" w:w="2880"/>
-            <w:shd w:val="clear" w:fill="F4F8FA"/>
-            <w:tcMar>
-              <w:top w:w="80" w:type="dxa"/>
-              <w:start w:w="120" w:type="dxa"/>
-              <w:bottom w:w="80" w:type="dxa"/>
-              <w:end w:w="120" w:type="dxa"/>
-            </w:tcMar>
-            <w:vAlign w:val="center"/>
-          </w:tcPr>
-          <w:p>
-            <w:pPr>
-              <w:spacing w:after="20"/>
-            </w:pPr>
-            <w:r/>
-            <w:r>
-              <w:rPr>
-                <w:rFonts w:ascii="Segoe UI" w:hAnsi="Segoe UI" w:cs="Segoe UI"/>
-                <w:b w:val="0"/>
-                <w:i w:val="0"/>
-                <w:color w:val="0B1F2E"/>
-                <w:sz w:val="19"/>
-              </w:rPr>
-              <w:t>password123</w:t>
-            </w:r>
-          </w:p>
-        </w:tc>
-        <w:tc>
-          <w:tcPr>
-            <w:tcW w:type="dxa" w:w="2880"/>
-            <w:shd w:val="clear" w:fill="F4F8FA"/>
-            <w:tcMar>
-              <w:top w:w="80" w:type="dxa"/>
-              <w:start w:w="120" w:type="dxa"/>
-              <w:bottom w:w="80" w:type="dxa"/>
-              <w:end w:w="120" w:type="dxa"/>
-            </w:tcMar>
-            <w:vAlign w:val="center"/>
-          </w:tcPr>
-          <w:p>
-            <w:pPr>
-              <w:spacing w:after="20"/>
-            </w:pPr>
-            <w:r/>
-            <w:r>
-              <w:rPr>
-                <w:rFonts w:ascii="Segoe UI" w:hAnsi="Segoe UI" w:cs="Segoe UI"/>
-                <w:b w:val="0"/>
-                <w:i w:val="0"/>
-                <w:color w:val="0B1F2E"/>
-                <w:sz w:val="19"/>
-              </w:rPr>
-              <w:t>Loan Officer</w:t>
-            </w:r>
-          </w:p>
-        </w:tc>
-      </w:tr>
-    </w:tbl>
-    <w:p>
-      <w:pPr>
-        <w:spacing w:after="40"/>
-      </w:pPr>
     </w:p>
     <w:p>
       <w:pPr>
         <w:pStyle w:val="Heading1"/>
-        <w:spacing w:before="360" w:after="120"/>
-        <w:pBdr>
-          <w:bottom w:val="single" w:sz="12" w:space="4" w:color="00BDAA"/>
-        </w:pBdr>
       </w:pPr>
       <w:r>
-        <w:rPr>
-          <w:rFonts w:ascii="Segoe UI" w:hAnsi="Segoe UI" w:cs="Segoe UI"/>
-          <w:b/>
-          <w:i w:val="0"/>
-          <w:color w:val="0B1F2E"/>
-          <w:sz w:val="32"/>
-        </w:rPr>
         <w:t>2. Super Admin Dashboard</w:t>
       </w:r>
     </w:p>
     <w:p>
       <w:r>
-        <w:rPr>
-          <w:rFonts w:ascii="Segoe UI" w:hAnsi="Segoe UI" w:cs="Segoe UI"/>
-          <w:b w:val="0"/>
-          <w:i w:val="0"/>
-          <w:color w:val="0B1F2E"/>
-          <w:sz w:val="21"/>
-        </w:rPr>
         <w:t>The dashboard provides an overview of the entire platform:</w:t>
       </w:r>
     </w:p>
     <w:p>
       <w:pPr>
         <w:pStyle w:val="ListBullet"/>
-        <w:spacing w:after="60"/>
-        <w:ind w:left="432"/>
       </w:pPr>
       <w:r>
-        <w:rPr>
-          <w:rFonts w:ascii="Segoe UI" w:hAnsi="Segoe UI" w:cs="Segoe UI"/>
-          <w:b w:val="0"/>
-          <w:i w:val="0"/>
-          <w:color w:val="0B1F2E"/>
-          <w:sz w:val="21"/>
-        </w:rPr>
-        <w:t>Outstanding balance and total volume</w:t>
+        <w:t>Outstanding balance and total volume across all loans</w:t>
       </w:r>
     </w:p>
     <w:p>
       <w:pPr>
         <w:pStyle w:val="ListBullet"/>
-        <w:spacing w:after="60"/>
-        <w:ind w:left="432"/>
       </w:pPr>
       <w:r>
-        <w:rPr>
-          <w:rFonts w:ascii="Segoe UI" w:hAnsi="Segoe UI" w:cs="Segoe UI"/>
-          <w:b w:val="0"/>
-          <w:i w:val="0"/>
-          <w:color w:val="0B1F2E"/>
-          <w:sz w:val="21"/>
-        </w:rPr>
-        <w:t>Active customers and loan count</w:t>
+        <w:t>Active customers and loan count with status breakdown</w:t>
       </w:r>
     </w:p>
     <w:p>
       <w:pPr>
         <w:pStyle w:val="ListBullet"/>
-        <w:spacing w:after="60"/>
-        <w:ind w:left="432"/>
       </w:pPr>
       <w:r>
-        <w:rPr>
-          <w:rFonts w:ascii="Segoe UI" w:hAnsi="Segoe UI" w:cs="Segoe UI"/>
-          <w:b w:val="0"/>
-          <w:i w:val="0"/>
-          <w:color w:val="0B1F2E"/>
-          <w:sz w:val="21"/>
-        </w:rPr>
-        <w:t>Recent transaction history</w:t>
+        <w:t>Recent transaction history with customer details</w:t>
       </w:r>
     </w:p>
     <w:p>
       <w:pPr>
         <w:pStyle w:val="ListBullet"/>
-        <w:spacing w:after="60"/>
-        <w:ind w:left="432"/>
       </w:pPr>
       <w:r>
-        <w:rPr>
-          <w:rFonts w:ascii="Segoe UI" w:hAnsi="Segoe UI" w:cs="Segoe UI"/>
-          <w:b w:val="0"/>
-          <w:i w:val="0"/>
-          <w:color w:val="0B1F2E"/>
-          <w:sz w:val="21"/>
-        </w:rPr>
-        <w:t>Quick access to Apply Loan, Repay, Wallets, Support</w:t>
+        <w:t>Loan Origination Review: recent loan applications with status badges (Approved/Rejected/Hold/Pending)</w:t>
+      </w:r>
+    </w:p>
+    <w:p>
+      <w:pPr>
+        <w:pStyle w:val="ListBullet"/>
+      </w:pPr>
+      <w:r>
+        <w:t>System Core Health: Email Verification toggle, auto-approve limits, audit log access</w:t>
       </w:r>
     </w:p>
     <w:p>
       <w:pPr>
         <w:pStyle w:val="Heading1"/>
-        <w:spacing w:before="360" w:after="120"/>
-        <w:pBdr>
-          <w:bottom w:val="single" w:sz="12" w:space="4" w:color="00BDAA"/>
-        </w:pBdr>
       </w:pPr>
       <w:r>
-        <w:rPr>
-          <w:rFonts w:ascii="Segoe UI" w:hAnsi="Segoe UI" w:cs="Segoe UI"/>
-          <w:b/>
-          <w:i w:val="0"/>
-          <w:color w:val="0B1F2E"/>
-          <w:sz w:val="32"/>
-        </w:rPr>
         <w:t>3. User Management</w:t>
       </w:r>
     </w:p>
     <w:p>
       <w:r>
-        <w:rPr>
-          <w:rFonts w:ascii="Segoe UI" w:hAnsi="Segoe UI" w:cs="Segoe UI"/>
-          <w:b w:val="0"/>
-          <w:i w:val="0"/>
-          <w:color w:val="0B1F2E"/>
-          <w:sz w:val="21"/>
-        </w:rPr>
         <w:t>Navigate to the Users section (Admin sidebar) to:</w:t>
       </w:r>
     </w:p>
     <w:p>
       <w:pPr>
         <w:pStyle w:val="ListBullet"/>
-        <w:spacing w:after="60"/>
-        <w:ind w:left="432"/>
       </w:pPr>
       <w:r>
-        <w:rPr>
-          <w:rFonts w:ascii="Segoe UI" w:hAnsi="Segoe UI" w:cs="Segoe UI"/>
-          <w:b w:val="0"/>
-          <w:i w:val="0"/>
-          <w:color w:val="0B1F2E"/>
-          <w:sz w:val="21"/>
-        </w:rPr>
         <w:t>View all registered users with search and pagination</w:t>
       </w:r>
     </w:p>
     <w:p>
       <w:pPr>
         <w:pStyle w:val="ListBullet"/>
-        <w:spacing w:after="60"/>
-        <w:ind w:left="432"/>
       </w:pPr>
       <w:r>
-        <w:rPr>
-          <w:rFonts w:ascii="Segoe UI" w:hAnsi="Segoe UI" w:cs="Segoe UI"/>
-          <w:b w:val="0"/>
-          <w:i w:val="0"/>
-          <w:color w:val="0B1F2E"/>
-          <w:sz w:val="21"/>
-        </w:rPr>
-        <w:t>Change user roles (Customer, Loan Officer, Super Admin)</w:t>
+        <w:t>Change user roles (Customer, Loan Officer, Admin, Super Admin)</w:t>
       </w:r>
     </w:p>
     <w:p>
       <w:pPr>
         <w:pStyle w:val="ListBullet"/>
-        <w:spacing w:after="60"/>
-        <w:ind w:left="432"/>
       </w:pPr>
       <w:r>
-        <w:rPr>
-          <w:rFonts w:ascii="Segoe UI" w:hAnsi="Segoe UI" w:cs="Segoe UI"/>
-          <w:b w:val="0"/>
-          <w:i w:val="0"/>
-          <w:color w:val="0B1F2E"/>
-          <w:sz w:val="21"/>
-        </w:rPr>
-        <w:t>Reset user passwords</w:t>
+        <w:t>Reset user passwords (OTP sent via email or phone depending on user type)</w:t>
       </w:r>
     </w:p>
     <w:p>
       <w:pPr>
         <w:pStyle w:val="ListBullet"/>
-        <w:spacing w:after="60"/>
-        <w:ind w:left="432"/>
       </w:pPr>
       <w:r>
-        <w:rPr>
-          <w:rFonts w:ascii="Segoe UI" w:hAnsi="Segoe UI" w:cs="Segoe UI"/>
-          <w:b w:val="0"/>
-          <w:i w:val="0"/>
-          <w:color w:val="0B1F2E"/>
-          <w:sz w:val="21"/>
-        </w:rPr>
-        <w:t>View user creation dates and last login</w:t>
+        <w:t>View user creation dates, role, and linked status</w:t>
+      </w:r>
+    </w:p>
+    <w:p>
+      <w:pPr>
+        <w:pStyle w:val="ListBullet"/>
+      </w:pPr>
+      <w:r>
+        <w:t>Promote users to Admin level (Super Admin only)</w:t>
       </w:r>
     </w:p>
     <w:p>
       <w:pPr>
         <w:pStyle w:val="Heading1"/>
-        <w:spacing w:before="360" w:after="120"/>
-        <w:pBdr>
-          <w:bottom w:val="single" w:sz="12" w:space="4" w:color="00BDAA"/>
-        </w:pBdr>
       </w:pPr>
       <w:r>
-        <w:rPr>
-          <w:rFonts w:ascii="Segoe UI" w:hAnsi="Segoe UI" w:cs="Segoe UI"/>
-          <w:b/>
-          <w:i w:val="0"/>
-          <w:color w:val="0B1F2E"/>
-          <w:sz w:val="32"/>
-        </w:rPr>
         <w:t>4. Loan Review Workflow</w:t>
       </w:r>
     </w:p>
     <w:p>
       <w:pPr>
         <w:pStyle w:val="Heading2"/>
-        <w:spacing w:before="240" w:after="80"/>
       </w:pPr>
       <w:r>
-        <w:rPr>
-          <w:rFonts w:ascii="Segoe UI" w:hAnsi="Segoe UI" w:cs="Segoe UI"/>
-          <w:b/>
-          <w:i w:val="0"/>
-          <w:color w:val="008A7C"/>
-          <w:sz w:val="26"/>
-        </w:rPr>
         <w:t>4.1 Viewing Applications</w:t>
       </w:r>
     </w:p>
     <w:p>
       <w:r>
-        <w:rPr>
-          <w:rFonts w:ascii="Segoe UI" w:hAnsi="Segoe UI" w:cs="Segoe UI"/>
-          <w:b w:val="0"/>
-          <w:i w:val="0"/>
-          <w:color w:val="0B1F2E"/>
-          <w:sz w:val="21"/>
-        </w:rPr>
-        <w:t>The Loans Ledger shows all loan applications with status, amount, applicant, and dates.</w:t>
+        <w:t>The Loans page shows all loan applications with status, amount, applicant name, and dates. Status badges are color-coded: Approved (green), Rejected (red), Hold (yellow), Pending (gray).</w:t>
       </w:r>
     </w:p>
     <w:p>
       <w:pPr>
         <w:pStyle w:val="Heading2"/>
-        <w:spacing w:before="240" w:after="80"/>
       </w:pPr>
       <w:r>
-        <w:rPr>
-          <w:rFonts w:ascii="Segoe UI" w:hAnsi="Segoe UI" w:cs="Segoe UI"/>
-          <w:b/>
-          <w:i w:val="0"/>
-          <w:color w:val="008A7C"/>
-          <w:sz w:val="26"/>
-        </w:rPr>
         <w:t>4.2 Reviewing an Application</w:t>
       </w:r>
     </w:p>
     <w:p>
       <w:pPr>
         <w:pStyle w:val="ListBullet"/>
-        <w:spacing w:after="60"/>
-        <w:ind w:left="432"/>
       </w:pPr>
       <w:r>
-        <w:rPr>
-          <w:rFonts w:ascii="Segoe UI" w:hAnsi="Segoe UI" w:cs="Segoe UI"/>
-          <w:b w:val="0"/>
-          <w:i w:val="0"/>
-          <w:color w:val="0B1F2E"/>
-          <w:sz w:val="21"/>
-        </w:rPr>
-        <w:t>Click on any loan to open the detail modal</w:t>
+        <w:t>Click on any loan row to open the detail modal</w:t>
       </w:r>
     </w:p>
     <w:p>
       <w:pPr>
         <w:pStyle w:val="ListBullet"/>
-        <w:spacing w:after="60"/>
-        <w:ind w:left="432"/>
       </w:pPr>
       <w:r>
-        <w:rPr>
-          <w:rFonts w:ascii="Segoe UI" w:hAnsi="Segoe UI" w:cs="Segoe UI"/>
-          <w:b w:val="0"/>
-          <w:i w:val="0"/>
-          <w:color w:val="0B1F2E"/>
-          <w:sz w:val="21"/>
-        </w:rPr>
         <w:t>Review applicant information and financial details</w:t>
       </w:r>
     </w:p>
     <w:p>
       <w:pPr>
         <w:pStyle w:val="ListBullet"/>
-        <w:spacing w:after="60"/>
-        <w:ind w:left="432"/>
       </w:pPr>
       <w:r>
-        <w:rPr>
-          <w:rFonts w:ascii="Segoe UI" w:hAnsi="Segoe UI" w:cs="Segoe UI"/>
-          <w:b w:val="0"/>
-          <w:i w:val="0"/>
-          <w:color w:val="0B1F2E"/>
-          <w:sz w:val="21"/>
-        </w:rPr>
         <w:t>Check the credit score and DTI ratio</w:t>
       </w:r>
     </w:p>
     <w:p>
       <w:pPr>
         <w:pStyle w:val="Heading2"/>
-        <w:spacing w:before="240" w:after="80"/>
       </w:pPr>
       <w:r>
-        <w:rPr>
-          <w:rFonts w:ascii="Segoe UI" w:hAnsi="Segoe UI" w:cs="Segoe UI"/>
-          <w:b/>
-          <w:i w:val="0"/>
-          <w:color w:val="008A7C"/>
-          <w:sz w:val="26"/>
-        </w:rPr>
         <w:t>4.3 Taking Action</w:t>
       </w:r>
     </w:p>
     <w:p>
       <w:pPr>
         <w:pStyle w:val="ListBullet"/>
-        <w:spacing w:after="60"/>
-        <w:ind w:left="432"/>
       </w:pPr>
       <w:r>
-        <w:rPr>
-          <w:rFonts w:ascii="Segoe UI" w:hAnsi="Segoe UI" w:cs="Segoe UI"/>
-          <w:b w:val="0"/>
-          <w:i w:val="0"/>
-          <w:color w:val="0B1F2E"/>
-          <w:sz w:val="21"/>
-        </w:rPr>
-        <w:t>Approve — sets status to 'approved' and notifies the customer</w:t>
+        <w:t>Approve — sets status to "approved" and sends Telegram notification to customer</w:t>
       </w:r>
     </w:p>
     <w:p>
       <w:pPr>
         <w:pStyle w:val="ListBullet"/>
-        <w:spacing w:after="60"/>
-        <w:ind w:left="432"/>
       </w:pPr>
       <w:r>
-        <w:rPr>
-          <w:rFonts w:ascii="Segoe UI" w:hAnsi="Segoe UI" w:cs="Segoe UI"/>
-          <w:b w:val="0"/>
-          <w:i w:val="0"/>
-          <w:color w:val="0B1F2E"/>
-          <w:sz w:val="21"/>
-        </w:rPr>
-        <w:t>Reject — sets status to 'rejected' with optional reason</w:t>
+        <w:t>Reject — sets status to "rejected" with optional rejection reason</w:t>
       </w:r>
     </w:p>
     <w:p>
       <w:pPr>
         <w:pStyle w:val="ListBullet"/>
-        <w:spacing w:after="60"/>
-        <w:ind w:left="432"/>
       </w:pPr>
       <w:r>
-        <w:rPr>
-          <w:rFonts w:ascii="Segoe UI" w:hAnsi="Segoe UI" w:cs="Segoe UI"/>
-          <w:b w:val="0"/>
-          <w:i w:val="0"/>
-          <w:color w:val="0B1F2E"/>
-          <w:sz w:val="21"/>
-        </w:rPr>
-        <w:t>Hold — keeps the application in review status</w:t>
+        <w:t>Hold — keeps the application in review status for further investigation</w:t>
       </w:r>
     </w:p>
     <w:p>
       <w:pPr>
         <w:pStyle w:val="Heading1"/>
-        <w:spacing w:before="360" w:after="120"/>
-        <w:pBdr>
-          <w:bottom w:val="single" w:sz="12" w:space="4" w:color="00BDAA"/>
-        </w:pBdr>
       </w:pPr>
       <w:r>
-        <w:rPr>
-          <w:rFonts w:ascii="Segoe UI" w:hAnsi="Segoe UI" w:cs="Segoe UI"/>
-          <w:b/>
-          <w:i w:val="0"/>
-          <w:color w:val="0B1F2E"/>
-          <w:sz w:val="32"/>
-        </w:rPr>
         <w:t>5. System Configuration</w:t>
       </w:r>
     </w:p>
     <w:p>
       <w:r>
-        <w:rPr>
-          <w:rFonts w:ascii="Segoe UI" w:hAnsi="Segoe UI" w:cs="Segoe UI"/>
-          <w:b w:val="0"/>
-          <w:i w:val="0"/>
-          <w:color w:val="0B1F2E"/>
-          <w:sz w:val="21"/>
-        </w:rPr>
         <w:t>Super Admins can adjust platform settings:</w:t>
       </w:r>
     </w:p>
     <w:p>
       <w:pPr>
         <w:pStyle w:val="ListBullet"/>
-        <w:spacing w:after="60"/>
-        <w:ind w:left="432"/>
       </w:pPr>
       <w:r>
-        <w:rPr>
-          <w:rFonts w:ascii="Segoe UI" w:hAnsi="Segoe UI" w:cs="Segoe UI"/>
-          <w:b w:val="0"/>
-          <w:i w:val="0"/>
-          <w:color w:val="0B1F2E"/>
-          <w:sz w:val="21"/>
-        </w:rPr>
         <w:t>Interest rates (monthly)</w:t>
       </w:r>
     </w:p>
     <w:p>
       <w:pPr>
         <w:pStyle w:val="ListBullet"/>
-        <w:spacing w:after="60"/>
-        <w:ind w:left="432"/>
       </w:pPr>
       <w:r>
-        <w:rPr>
-          <w:rFonts w:ascii="Segoe UI" w:hAnsi="Segoe UI" w:cs="Segoe UI"/>
-          <w:b w:val="0"/>
-          <w:i w:val="0"/>
-          <w:color w:val="0B1F2E"/>
-          <w:sz w:val="21"/>
-        </w:rPr>
         <w:t>Auto-underwrite threshold</w:t>
       </w:r>
     </w:p>
     <w:p>
       <w:pPr>
         <w:pStyle w:val="ListBullet"/>
-        <w:spacing w:after="60"/>
-        <w:ind w:left="432"/>
       </w:pPr>
       <w:r>
-        <w:rPr>
-          <w:rFonts w:ascii="Segoe UI" w:hAnsi="Segoe UI" w:cs="Segoe UI"/>
-          <w:b w:val="0"/>
-          <w:i w:val="0"/>
-          <w:color w:val="0B1F2E"/>
-          <w:sz w:val="21"/>
-        </w:rPr>
         <w:t>Platform name and branding</w:t>
       </w:r>
     </w:p>
     <w:p>
       <w:pPr>
         <w:pStyle w:val="ListBullet"/>
-        <w:spacing w:after="60"/>
-        <w:ind w:left="432"/>
       </w:pPr>
       <w:r>
-        <w:rPr>
-          <w:rFonts w:ascii="Segoe UI" w:hAnsi="Segoe UI" w:cs="Segoe UI"/>
-          <w:b w:val="0"/>
-          <w:i w:val="0"/>
-          <w:color w:val="0B1F2E"/>
-          <w:sz w:val="21"/>
-        </w:rPr>
         <w:t>Minimum and maximum loan amounts</w:t>
       </w:r>
     </w:p>
     <w:p>
       <w:pPr>
-        <w:pStyle w:val="Heading1"/>
-        <w:spacing w:before="360" w:after="120"/>
-        <w:pBdr>
-          <w:bottom w:val="single" w:sz="12" w:space="4" w:color="00BDAA"/>
-        </w:pBdr>
+        <w:pStyle w:val="ListBullet"/>
       </w:pPr>
       <w:r>
-        <w:rPr>
-          <w:rFonts w:ascii="Segoe UI" w:hAnsi="Segoe UI" w:cs="Segoe UI"/>
-          <w:b/>
-          <w:i w:val="0"/>
-          <w:color w:val="0B1F2E"/>
-          <w:sz w:val="32"/>
-        </w:rPr>
+        <w:t>Email verification toggle (enable/disable email OTP requirement)</w:t>
+      </w:r>
+    </w:p>
+    <w:p>
+      <w:pPr>
+        <w:pStyle w:val="ListBullet"/>
+      </w:pPr>
+      <w:r>
+        <w:t>Auto-approve limits</w:t>
+      </w:r>
+    </w:p>
+    <w:p>
+      <w:pPr>
+        <w:pStyle w:val="Heading1"/>
+      </w:pPr>
+      <w:r>
         <w:t>6. Audit Logs</w:t>
       </w:r>
     </w:p>
     <w:p>
       <w:r>
-        <w:rPr>
-          <w:rFonts w:ascii="Segoe UI" w:hAnsi="Segoe UI" w:cs="Segoe UI"/>
-          <w:b w:val="0"/>
-          <w:i w:val="0"/>
-          <w:color w:val="0B1F2E"/>
-          <w:sz w:val="21"/>
-        </w:rPr>
-        <w:t>Navigate to History Logs to view the complete audit trail. Every action — logins, loan changes, profile updates, password changes — is recorded with timestamps and user details.</w:t>
+        <w:t>Navigate to Settings &gt; Core Audit Logs Trails to view the complete audit trail. Every action — logins, loan changes, profile updates, password changes, OTP requests — is recorded with timestamps and user details. Logs are append-only and cannot be modified.</w:t>
       </w:r>
     </w:p>
     <w:p>
       <w:pPr>
         <w:pStyle w:val="Heading1"/>
-        <w:spacing w:before="360" w:after="120"/>
-        <w:pBdr>
-          <w:bottom w:val="single" w:sz="12" w:space="4" w:color="00BDAA"/>
-        </w:pBdr>
       </w:pPr>
       <w:r>
-        <w:rPr>
-          <w:rFonts w:ascii="Segoe UI" w:hAnsi="Segoe UI" w:cs="Segoe UI"/>
-          <w:b/>
-          <w:i w:val="0"/>
-          <w:color w:val="0B1F2E"/>
-          <w:sz w:val="32"/>
-        </w:rPr>
         <w:t>7. Telegram Bot Commands</w:t>
       </w:r>
     </w:p>
     <w:p>
       <w:r>
-        <w:rPr>
-          <w:rFonts w:ascii="Segoe UI" w:hAnsi="Segoe UI" w:cs="Segoe UI"/>
-          <w:b w:val="0"/>
-          <w:i w:val="0"/>
-          <w:color w:val="0B1F2E"/>
-          <w:sz w:val="21"/>
-        </w:rPr>
-        <w:t>The following commands are available to Super Admins via the Telegram bot:</w:t>
+        <w:t>The following commands are available to admins via the Telegram bot:</w:t>
       </w:r>
     </w:p>
-    <w:tbl>
-      <w:tblPr>
-        <w:tblStyle w:val="TableGrid"/>
-        <w:tblW w:type="auto" w:w="0"/>
-        <w:jc w:val="center"/>
-        <w:tblLayout w:type="fixed"/>
-        <w:tblLook w:firstColumn="1" w:firstRow="1" w:lastColumn="0" w:lastRow="0" w:noHBand="0" w:noVBand="1" w:val="04A0"/>
-      </w:tblPr>
-      <w:tblGrid>
-        <w:gridCol w:w="4658"/>
-        <w:gridCol w:w="4658"/>
-      </w:tblGrid>
-      <w:tr>
-        <w:tc>
-          <w:tcPr>
-            <w:tcW w:type="dxa" w:w="3168"/>
-            <w:shd w:val="clear" w:fill="0B1F2E"/>
-            <w:tcMar>
-              <w:top w:w="80" w:type="dxa"/>
-              <w:start w:w="120" w:type="dxa"/>
-              <w:bottom w:w="80" w:type="dxa"/>
-              <w:end w:w="120" w:type="dxa"/>
-            </w:tcMar>
-            <w:vAlign w:val="center"/>
-          </w:tcPr>
-          <w:p>
-            <w:pPr>
-              <w:jc w:val="left"/>
-            </w:pPr>
-            <w:r/>
-            <w:r>
-              <w:rPr>
-                <w:rFonts w:ascii="Segoe UI" w:hAnsi="Segoe UI" w:cs="Segoe UI"/>
-                <w:b/>
-                <w:i w:val="0"/>
-                <w:color w:val="FFFFFF"/>
-                <w:sz w:val="19"/>
-              </w:rPr>
-              <w:t>Command</w:t>
-            </w:r>
-          </w:p>
-        </w:tc>
-        <w:tc>
-          <w:tcPr>
-            <w:tcW w:type="dxa" w:w="6048"/>
-            <w:shd w:val="clear" w:fill="0B1F2E"/>
-            <w:tcMar>
-              <w:top w:w="80" w:type="dxa"/>
-              <w:start w:w="120" w:type="dxa"/>
-              <w:bottom w:w="80" w:type="dxa"/>
-              <w:end w:w="120" w:type="dxa"/>
-            </w:tcMar>
-            <w:vAlign w:val="center"/>
-          </w:tcPr>
-          <w:p>
-            <w:pPr>
-              <w:jc w:val="left"/>
-            </w:pPr>
-            <w:r/>
-            <w:r>
-              <w:rPr>
-                <w:rFonts w:ascii="Segoe UI" w:hAnsi="Segoe UI" w:cs="Segoe UI"/>
-                <w:b/>
-                <w:i w:val="0"/>
-                <w:color w:val="FFFFFF"/>
-                <w:sz w:val="19"/>
-              </w:rPr>
-              <w:t>Description</w:t>
-            </w:r>
-          </w:p>
-        </w:tc>
-      </w:tr>
-      <w:tr>
-        <w:tc>
-          <w:tcPr>
-            <w:tcW w:type="dxa" w:w="3168"/>
-            <w:tcMar>
-              <w:top w:w="80" w:type="dxa"/>
-              <w:start w:w="120" w:type="dxa"/>
-              <w:bottom w:w="80" w:type="dxa"/>
-              <w:end w:w="120" w:type="dxa"/>
-            </w:tcMar>
-            <w:vAlign w:val="center"/>
-          </w:tcPr>
-          <w:p>
-            <w:pPr>
-              <w:spacing w:after="20"/>
-            </w:pPr>
-            <w:r/>
-            <w:r>
-              <w:rPr>
-                <w:rFonts w:ascii="Segoe UI" w:hAnsi="Segoe UI" w:cs="Segoe UI"/>
-                <w:b w:val="0"/>
-                <w:i w:val="0"/>
-                <w:color w:val="0B1F2E"/>
-                <w:sz w:val="19"/>
-              </w:rPr>
-              <w:t>/stats</w:t>
-            </w:r>
-          </w:p>
-        </w:tc>
-        <w:tc>
-          <w:tcPr>
-            <w:tcW w:type="dxa" w:w="6048"/>
-            <w:tcMar>
-              <w:top w:w="80" w:type="dxa"/>
-              <w:start w:w="120" w:type="dxa"/>
-              <w:bottom w:w="80" w:type="dxa"/>
-              <w:end w:w="120" w:type="dxa"/>
-            </w:tcMar>
-            <w:vAlign w:val="center"/>
-          </w:tcPr>
-          <w:p>
-            <w:pPr>
-              <w:spacing w:after="20"/>
-            </w:pPr>
-            <w:r/>
-            <w:r>
-              <w:rPr>
-                <w:rFonts w:ascii="Segoe UI" w:hAnsi="Segoe UI" w:cs="Segoe UI"/>
-                <w:b w:val="0"/>
-                <w:i w:val="0"/>
-                <w:color w:val="0B1F2E"/>
-                <w:sz w:val="19"/>
-              </w:rPr>
-              <w:t>View platform statistics</w:t>
-            </w:r>
-          </w:p>
-        </w:tc>
-      </w:tr>
-      <w:tr>
-        <w:tc>
-          <w:tcPr>
-            <w:tcW w:type="dxa" w:w="3168"/>
-            <w:shd w:val="clear" w:fill="F4F8FA"/>
-            <w:tcMar>
-              <w:top w:w="80" w:type="dxa"/>
-              <w:start w:w="120" w:type="dxa"/>
-              <w:bottom w:w="80" w:type="dxa"/>
-              <w:end w:w="120" w:type="dxa"/>
-            </w:tcMar>
-            <w:vAlign w:val="center"/>
-          </w:tcPr>
-          <w:p>
-            <w:pPr>
-              <w:spacing w:after="20"/>
-            </w:pPr>
-            <w:r/>
-            <w:r>
-              <w:rPr>
-                <w:rFonts w:ascii="Segoe UI" w:hAnsi="Segoe UI" w:cs="Segoe UI"/>
-                <w:b w:val="0"/>
-                <w:i w:val="0"/>
-                <w:color w:val="0B1F2E"/>
-                <w:sz w:val="19"/>
-              </w:rPr>
-              <w:t>/loans</w:t>
-            </w:r>
-          </w:p>
-        </w:tc>
-        <w:tc>
-          <w:tcPr>
-            <w:tcW w:type="dxa" w:w="6048"/>
-            <w:shd w:val="clear" w:fill="F4F8FA"/>
-            <w:tcMar>
-              <w:top w:w="80" w:type="dxa"/>
-              <w:start w:w="120" w:type="dxa"/>
-              <w:bottom w:w="80" w:type="dxa"/>
-              <w:end w:w="120" w:type="dxa"/>
-            </w:tcMar>
-            <w:vAlign w:val="center"/>
-          </w:tcPr>
-          <w:p>
-            <w:pPr>
-              <w:spacing w:after="20"/>
-            </w:pPr>
-            <w:r/>
-            <w:r>
-              <w:rPr>
-                <w:rFonts w:ascii="Segoe UI" w:hAnsi="Segoe UI" w:cs="Segoe UI"/>
-                <w:b w:val="0"/>
-                <w:i w:val="0"/>
-                <w:color w:val="0B1F2E"/>
-                <w:sz w:val="19"/>
-              </w:rPr>
-              <w:t>List recent loan applications</w:t>
-            </w:r>
-          </w:p>
-        </w:tc>
-      </w:tr>
-      <w:tr>
-        <w:tc>
-          <w:tcPr>
-            <w:tcW w:type="dxa" w:w="3168"/>
-            <w:tcMar>
-              <w:top w:w="80" w:type="dxa"/>
-              <w:start w:w="120" w:type="dxa"/>
-              <w:bottom w:w="80" w:type="dxa"/>
-              <w:end w:w="120" w:type="dxa"/>
-            </w:tcMar>
-            <w:vAlign w:val="center"/>
-          </w:tcPr>
-          <w:p>
-            <w:pPr>
-              <w:spacing w:after="20"/>
-            </w:pPr>
-            <w:r/>
-            <w:r>
-              <w:rPr>
-                <w:rFonts w:ascii="Segoe UI" w:hAnsi="Segoe UI" w:cs="Segoe UI"/>
-                <w:b w:val="0"/>
-                <w:i w:val="0"/>
-                <w:color w:val="0B1F2E"/>
-                <w:sz w:val="19"/>
-              </w:rPr>
-              <w:t>/users</w:t>
-            </w:r>
-          </w:p>
-        </w:tc>
-        <w:tc>
-          <w:tcPr>
-            <w:tcW w:type="dxa" w:w="6048"/>
-            <w:tcMar>
-              <w:top w:w="80" w:type="dxa"/>
-              <w:start w:w="120" w:type="dxa"/>
-              <w:bottom w:w="80" w:type="dxa"/>
-              <w:end w:w="120" w:type="dxa"/>
-            </w:tcMar>
-            <w:vAlign w:val="center"/>
-          </w:tcPr>
-          <w:p>
-            <w:pPr>
-              <w:spacing w:after="20"/>
-            </w:pPr>
-            <w:r/>
-            <w:r>
-              <w:rPr>
-                <w:rFonts w:ascii="Segoe UI" w:hAnsi="Segoe UI" w:cs="Segoe UI"/>
-                <w:b w:val="0"/>
-                <w:i w:val="0"/>
-                <w:color w:val="0B1F2E"/>
-                <w:sz w:val="19"/>
-              </w:rPr>
-              <w:t>List registered users</w:t>
-            </w:r>
-          </w:p>
-        </w:tc>
-      </w:tr>
-      <w:tr>
-        <w:tc>
-          <w:tcPr>
-            <w:tcW w:type="dxa" w:w="3168"/>
-            <w:shd w:val="clear" w:fill="F4F8FA"/>
-            <w:tcMar>
-              <w:top w:w="80" w:type="dxa"/>
-              <w:start w:w="120" w:type="dxa"/>
-              <w:bottom w:w="80" w:type="dxa"/>
-              <w:end w:w="120" w:type="dxa"/>
-            </w:tcMar>
-            <w:vAlign w:val="center"/>
-          </w:tcPr>
-          <w:p>
-            <w:pPr>
-              <w:spacing w:after="20"/>
-            </w:pPr>
-            <w:r/>
-            <w:r>
-              <w:rPr>
-                <w:rFonts w:ascii="Segoe UI" w:hAnsi="Segoe UI" w:cs="Segoe UI"/>
-                <w:b w:val="0"/>
-                <w:i w:val="0"/>
-                <w:color w:val="0B1F2E"/>
-                <w:sz w:val="19"/>
-              </w:rPr>
-              <w:t>/notifications</w:t>
-            </w:r>
-          </w:p>
-        </w:tc>
-        <w:tc>
-          <w:tcPr>
-            <w:tcW w:type="dxa" w:w="6048"/>
-            <w:shd w:val="clear" w:fill="F4F8FA"/>
-            <w:tcMar>
-              <w:top w:w="80" w:type="dxa"/>
-              <w:start w:w="120" w:type="dxa"/>
-              <w:bottom w:w="80" w:type="dxa"/>
-              <w:end w:w="120" w:type="dxa"/>
-            </w:tcMar>
-            <w:vAlign w:val="center"/>
-          </w:tcPr>
-          <w:p>
-            <w:pPr>
-              <w:spacing w:after="20"/>
-            </w:pPr>
-            <w:r/>
-            <w:r>
-              <w:rPr>
-                <w:rFonts w:ascii="Segoe UI" w:hAnsi="Segoe UI" w:cs="Segoe UI"/>
-                <w:b w:val="0"/>
-                <w:i w:val="0"/>
-                <w:color w:val="0B1F2E"/>
-                <w:sz w:val="19"/>
-              </w:rPr>
-              <w:t>View recent payment notifications</w:t>
-            </w:r>
-          </w:p>
-        </w:tc>
-      </w:tr>
-      <w:tr>
-        <w:tc>
-          <w:tcPr>
-            <w:tcW w:type="dxa" w:w="3168"/>
-            <w:tcMar>
-              <w:top w:w="80" w:type="dxa"/>
-              <w:start w:w="120" w:type="dxa"/>
-              <w:bottom w:w="80" w:type="dxa"/>
-              <w:end w:w="120" w:type="dxa"/>
-            </w:tcMar>
-            <w:vAlign w:val="center"/>
-          </w:tcPr>
-          <w:p>
-            <w:pPr>
-              <w:spacing w:after="20"/>
-            </w:pPr>
-            <w:r/>
-            <w:r>
-              <w:rPr>
-                <w:rFonts w:ascii="Segoe UI" w:hAnsi="Segoe UI" w:cs="Segoe UI"/>
-                <w:b w:val="0"/>
-                <w:i w:val="0"/>
-                <w:color w:val="0B1F2E"/>
-                <w:sz w:val="19"/>
-              </w:rPr>
-              <w:t>/broadcast &lt;message&gt;</w:t>
-            </w:r>
-          </w:p>
-        </w:tc>
-        <w:tc>
-          <w:tcPr>
-            <w:tcW w:type="dxa" w:w="6048"/>
-            <w:tcMar>
-              <w:top w:w="80" w:type="dxa"/>
-              <w:start w:w="120" w:type="dxa"/>
-              <w:bottom w:w="80" w:type="dxa"/>
-              <w:end w:w="120" w:type="dxa"/>
-            </w:tcMar>
-            <w:vAlign w:val="center"/>
-          </w:tcPr>
-          <w:p>
-            <w:pPr>
-              <w:spacing w:after="20"/>
-            </w:pPr>
-            <w:r/>
-            <w:r>
-              <w:rPr>
-                <w:rFonts w:ascii="Segoe UI" w:hAnsi="Segoe UI" w:cs="Segoe UI"/>
-                <w:b w:val="0"/>
-                <w:i w:val="0"/>
-                <w:color w:val="0B1F2E"/>
-                <w:sz w:val="19"/>
-              </w:rPr>
-              <w:t>Send a message to all linked users</w:t>
-            </w:r>
-          </w:p>
-        </w:tc>
-      </w:tr>
-      <w:tr>
-        <w:tc>
-          <w:tcPr>
-            <w:tcW w:type="dxa" w:w="3168"/>
-            <w:shd w:val="clear" w:fill="F4F8FA"/>
-            <w:tcMar>
-              <w:top w:w="80" w:type="dxa"/>
-              <w:start w:w="120" w:type="dxa"/>
-              <w:bottom w:w="80" w:type="dxa"/>
-              <w:end w:w="120" w:type="dxa"/>
-            </w:tcMar>
-            <w:vAlign w:val="center"/>
-          </w:tcPr>
-          <w:p>
-            <w:pPr>
-              <w:spacing w:after="20"/>
-            </w:pPr>
-            <w:r/>
-            <w:r>
-              <w:rPr>
-                <w:rFonts w:ascii="Segoe UI" w:hAnsi="Segoe UI" w:cs="Segoe UI"/>
-                <w:b w:val="0"/>
-                <w:i w:val="0"/>
-                <w:color w:val="0B1F2E"/>
-                <w:sz w:val="19"/>
-              </w:rPr>
-              <w:t>/send &lt;user_id&gt; &lt;message&gt;</w:t>
-            </w:r>
-          </w:p>
-        </w:tc>
-        <w:tc>
-          <w:tcPr>
-            <w:tcW w:type="dxa" w:w="6048"/>
-            <w:shd w:val="clear" w:fill="F4F8FA"/>
-            <w:tcMar>
-              <w:top w:w="80" w:type="dxa"/>
-              <w:start w:w="120" w:type="dxa"/>
-              <w:bottom w:w="80" w:type="dxa"/>
-              <w:end w:w="120" w:type="dxa"/>
-            </w:tcMar>
-            <w:vAlign w:val="center"/>
-          </w:tcPr>
-          <w:p>
-            <w:pPr>
-              <w:spacing w:after="20"/>
-            </w:pPr>
-            <w:r/>
-            <w:r>
-              <w:rPr>
-                <w:rFonts w:ascii="Segoe UI" w:hAnsi="Segoe UI" w:cs="Segoe UI"/>
-                <w:b w:val="0"/>
-                <w:i w:val="0"/>
-                <w:color w:val="0B1F2E"/>
-                <w:sz w:val="19"/>
-              </w:rPr>
-              <w:t>Send a message to a specific user</w:t>
-            </w:r>
-          </w:p>
-        </w:tc>
-      </w:tr>
-      <w:tr>
-        <w:tc>
-          <w:tcPr>
-            <w:tcW w:type="dxa" w:w="3168"/>
-            <w:tcMar>
-              <w:top w:w="80" w:type="dxa"/>
-              <w:start w:w="120" w:type="dxa"/>
-              <w:bottom w:w="80" w:type="dxa"/>
-              <w:end w:w="120" w:type="dxa"/>
-            </w:tcMar>
-            <w:vAlign w:val="center"/>
-          </w:tcPr>
-          <w:p>
-            <w:pPr>
-              <w:spacing w:after="20"/>
-            </w:pPr>
-            <w:r/>
-            <w:r>
-              <w:rPr>
-                <w:rFonts w:ascii="Segoe UI" w:hAnsi="Segoe UI" w:cs="Segoe UI"/>
-                <w:b w:val="0"/>
-                <w:i w:val="0"/>
-                <w:color w:val="0B1F2E"/>
-                <w:sz w:val="19"/>
-              </w:rPr>
-              <w:t>/reminder-check</w:t>
-            </w:r>
-          </w:p>
-        </w:tc>
-        <w:tc>
-          <w:tcPr>
-            <w:tcW w:type="dxa" w:w="6048"/>
-            <w:tcMar>
-              <w:top w:w="80" w:type="dxa"/>
-              <w:start w:w="120" w:type="dxa"/>
-              <w:bottom w:w="80" w:type="dxa"/>
-              <w:end w:w="120" w:type="dxa"/>
-            </w:tcMar>
-            <w:vAlign w:val="center"/>
-          </w:tcPr>
-          <w:p>
-            <w:pPr>
-              <w:spacing w:after="20"/>
-            </w:pPr>
-            <w:r/>
-            <w:r>
-              <w:rPr>
-                <w:rFonts w:ascii="Segoe UI" w:hAnsi="Segoe UI" w:cs="Segoe UI"/>
-                <w:b w:val="0"/>
-                <w:i w:val="0"/>
-                <w:color w:val="0B1F2E"/>
-                <w:sz w:val="19"/>
-              </w:rPr>
-              <w:t>Run payment reminder check now</w:t>
-            </w:r>
-          </w:p>
-        </w:tc>
-      </w:tr>
-    </w:tbl>
     <w:p>
-      <w:pPr>
-        <w:spacing w:after="40"/>
-      </w:pPr>
+      <w:r>
+        <w:t>/broadcast &lt;message&gt; — Send a message to all linked users</w:t>
+      </w:r>
     </w:p>
-    <w:tbl>
-      <w:tblPr>
-        <w:tblStyle w:val="TableGrid"/>
-        <w:tblW w:type="auto" w:w="0"/>
-        <w:tblLook w:firstColumn="1" w:firstRow="1" w:lastColumn="0" w:lastRow="0" w:noHBand="0" w:noVBand="1" w:val="04A0"/>
-      </w:tblPr>
-      <w:tblGrid>
-        <w:gridCol w:w="9317"/>
-      </w:tblGrid>
-      <w:tr>
-        <w:tc>
-          <w:tcPr>
-            <w:tcW w:type="dxa" w:w="9317"/>
-            <w:tcBorders>
-              <w:left w:val="single" w:sz="28" w:space="0" w:color="2E7D32"/>
-            </w:tcBorders>
-            <w:shd w:val="clear" w:fill="E8F5E9"/>
-            <w:tcMar>
-              <w:top w:w="140" w:type="dxa"/>
-              <w:start w:w="200" w:type="dxa"/>
-              <w:bottom w:w="140" w:type="dxa"/>
-              <w:end w:w="200" w:type="dxa"/>
-            </w:tcMar>
-          </w:tcPr>
-          <w:p>
-            <w:pPr>
-              <w:spacing w:after="60"/>
-            </w:pPr>
-            <w:r/>
-            <w:r>
-              <w:rPr>
-                <w:rFonts w:ascii="Segoe UI" w:hAnsi="Segoe UI" w:cs="Segoe UI"/>
-                <w:b/>
-                <w:i w:val="0"/>
-                <w:color w:val="0B1F2E"/>
-                <w:sz w:val="21"/>
-              </w:rPr>
-              <w:t>Tip</w:t>
-            </w:r>
-          </w:p>
-          <w:p>
-            <w:pPr>
-              <w:spacing w:after="0"/>
-            </w:pPr>
-            <w:r>
-              <w:rPr>
-                <w:rFonts w:ascii="Segoe UI" w:hAnsi="Segoe UI" w:cs="Segoe UI"/>
-                <w:b w:val="0"/>
-                <w:i w:val="0"/>
-                <w:color w:val="0B1F2E"/>
-                <w:sz w:val="20"/>
-              </w:rPr>
-              <w:t>Link your Telegram account first with /link, then confirm with /confirm &lt;code&gt; so the bot can send you notifications.</w:t>
-            </w:r>
-          </w:p>
-        </w:tc>
-      </w:tr>
-    </w:tbl>
     <w:p>
-      <w:pPr>
-        <w:spacing w:after="40"/>
-      </w:pPr>
+      <w:r>
+        <w:t>/sweep-reminders — Trigger a manual payment reminder sweep</w:t>
+      </w:r>
+    </w:p>
+    <w:p>
+      <w:r>
+        <w:t>/lookup &lt;email&gt; — Look up user details by email</w:t>
+      </w:r>
+    </w:p>
+    <w:p>
+      <w:r>
+        <w:t>/start — Show available commands and bot status</w:t>
+      </w:r>
     </w:p>
     <w:sectPr>
-      <w:headerReference w:type="default" r:id="rId9"/>
-      <w:footerReference w:type="default" r:id="rId10"/>
-      <w:pgSz w:w="11909" w:h="16834"/>
-      <w:pgMar w:top="1152" w:right="1296" w:bottom="1152" w:left="1296" w:header="720" w:footer="720" w:gutter="0"/>
+      <w:pgSz w:w="12240" w:h="15840"/>
+      <w:pgMar w:top="1440" w:right="1800" w:bottom="1440" w:left="1800" w:header="720" w:footer="720" w:gutter="0"/>
       <w:cols w:space="720"/>
       <w:docGrid w:linePitch="360"/>
     </w:sectPr>
   </w:body>
 </w:document>
-</file>
-
-<file path=word/footer1.xml><?xml version="1.0" encoding="utf-8"?>
-<w:ftr xmlns:m="http://schemas.openxmlformats.org/officeDocument/2006/math" xmlns:mc="http://schemas.openxmlformats.org/markup-compatibility/2006" xmlns:mo="http://schemas.microsoft.com/office/mac/office/2008/main" xmlns:mv="urn:schemas-microsoft-com:mac:vml" xmlns:o="urn:schemas-microsoft-com:office:office" xmlns:r="http://schemas.openxmlformats.org/officeDocument/2006/relationships" xmlns:v="urn:schemas-microsoft-com:vml" xmlns:w10="urn:schemas-microsoft-com:office:word" xmlns:w14="http://schemas.microsoft.com/office/word/2010/wordml" xmlns:w="http://schemas.openxmlformats.org/wordprocessingml/2006/main" xmlns:wne="http://schemas.microsoft.com/office/word/2006/wordml" xmlns:wp14="http://schemas.microsoft.com/office/word/2010/wordprocessingDrawing" xmlns:wp="http://schemas.openxmlformats.org/drawingml/2006/wordprocessingDrawing" xmlns:wpc="http://schemas.microsoft.com/office/word/2010/wordprocessingCanvas" xmlns:wpg="http://schemas.microsoft.com/office/word/2010/wordprocessingGroup" xmlns:wpi="http://schemas.microsoft.com/office/word/2010/wordprocessingInk" xmlns:wps="http://schemas.microsoft.com/office/word/2010/wordprocessingShape" mc:Ignorable="w14 wp14">
-  <w:p>
-    <w:pPr>
-      <w:pStyle w:val="Footer"/>
-      <w:jc w:val="center"/>
-    </w:pPr>
-    <w:r/>
-    <w:r>
-      <w:rPr>
-        <w:rFonts w:ascii="Segoe UI" w:hAnsi="Segoe UI" w:cs="Segoe UI"/>
-        <w:b w:val="0"/>
-        <w:i w:val="0"/>
-        <w:color w:val="6B7A89"/>
-        <w:sz w:val="16"/>
-      </w:rPr>
-      <w:t>NexusFinance — User Manual — Admin &amp; Officer  •  NF-DOC-004  •  Internal &amp; Confidential</w:t>
-    </w:r>
-    <w:r>
-      <w:rPr>
-        <w:rFonts w:ascii="Segoe UI" w:hAnsi="Segoe UI" w:cs="Segoe UI"/>
-        <w:b w:val="0"/>
-        <w:i w:val="0"/>
-        <w:color w:val="6B7A89"/>
-        <w:sz w:val="16"/>
-      </w:rPr>
-      <w:t xml:space="preserve">  •  Page </w:t>
-    </w:r>
-    <w:r>
-      <w:fldChar w:fldCharType="begin"/>
-      <w:instrText xml:space="preserve">PAGE</w:instrText>
-      <w:fldChar w:fldCharType="separate"/>
-      <w:t>1</w:t>
-      <w:fldChar w:fldCharType="end"/>
-    </w:r>
-  </w:p>
-</w:ftr>
-</file>
-
-<file path=word/header1.xml><?xml version="1.0" encoding="utf-8"?>
-<w:hdr xmlns:m="http://schemas.openxmlformats.org/officeDocument/2006/math" xmlns:mc="http://schemas.openxmlformats.org/markup-compatibility/2006" xmlns:mo="http://schemas.microsoft.com/office/mac/office/2008/main" xmlns:mv="urn:schemas-microsoft-com:mac:vml" xmlns:o="urn:schemas-microsoft-com:office:office" xmlns:r="http://schemas.openxmlformats.org/officeDocument/2006/relationships" xmlns:v="urn:schemas-microsoft-com:vml" xmlns:w10="urn:schemas-microsoft-com:office:word" xmlns:w14="http://schemas.microsoft.com/office/word/2010/wordml" xmlns:w="http://schemas.openxmlformats.org/wordprocessingml/2006/main" xmlns:wne="http://schemas.microsoft.com/office/word/2006/wordml" xmlns:wp14="http://schemas.microsoft.com/office/word/2010/wordprocessingDrawing" xmlns:wp="http://schemas.openxmlformats.org/drawingml/2006/wordprocessingDrawing" xmlns:wpc="http://schemas.microsoft.com/office/word/2010/wordprocessingCanvas" xmlns:wpg="http://schemas.microsoft.com/office/word/2010/wordprocessingGroup" xmlns:wpi="http://schemas.microsoft.com/office/word/2010/wordprocessingInk" xmlns:wps="http://schemas.microsoft.com/office/word/2010/wordprocessingShape" mc:Ignorable="w14 wp14">
-  <w:p>
-    <w:pPr>
-      <w:pStyle w:val="Header"/>
-    </w:pPr>
-    <w:r/>
-  </w:p>
-</w:hdr>
 </file>
 
 <file path=word/numbering.xml><?xml version="1.0" encoding="utf-8"?>
@@ -2467,14 +752,6 @@
     <w:name w:val="Normal"/>
     <w:qFormat/>
     <w:rsid w:val="00FC693F"/>
-    <w:pPr>
-      <w:spacing w:after="140" w:line="324" w:lineRule="auto"/>
-    </w:pPr>
-    <w:rPr>
-      <w:rFonts w:ascii="Segoe UI" w:hAnsi="Segoe UI" w:cs="Segoe UI"/>
-      <w:color w:val="0B1F2E"/>
-      <w:sz w:val="21"/>
-    </w:rPr>
   </w:style>
   <w:style w:type="paragraph" w:styleId="Header">
     <w:name w:val="header"/>

--- a/DOC/EN/NF-DOC-004_User_Manual_—_Admin_and_Officer_EN.docx
+++ b/DOC/EN/NF-DOC-004_User_Manual_—_Admin_and_Officer_EN.docx
@@ -2,391 +2,2608 @@
 <file path=word/document.xml><?xml version="1.0" encoding="utf-8"?>
 <w:document xmlns:wpc="http://schemas.microsoft.com/office/word/2010/wordprocessingCanvas" xmlns:mo="http://schemas.microsoft.com/office/mac/office/2008/main" xmlns:mc="http://schemas.openxmlformats.org/markup-compatibility/2006" xmlns:mv="urn:schemas-microsoft-com:mac:vml" xmlns:o="urn:schemas-microsoft-com:office:office" xmlns:r="http://schemas.openxmlformats.org/officeDocument/2006/relationships" xmlns:m="http://schemas.openxmlformats.org/officeDocument/2006/math" xmlns:v="urn:schemas-microsoft-com:vml" xmlns:wp14="http://schemas.microsoft.com/office/word/2010/wordprocessingDrawing" xmlns:wp="http://schemas.openxmlformats.org/drawingml/2006/wordprocessingDrawing" xmlns:w10="urn:schemas-microsoft-com:office:word" xmlns:w="http://schemas.openxmlformats.org/wordprocessingml/2006/main" xmlns:w14="http://schemas.microsoft.com/office/word/2010/wordml" xmlns:wpg="http://schemas.microsoft.com/office/word/2010/wordprocessingGroup" xmlns:wpi="http://schemas.microsoft.com/office/word/2010/wordprocessingInk" xmlns:wne="http://schemas.microsoft.com/office/word/2006/wordml" xmlns:wps="http://schemas.microsoft.com/office/word/2010/wordprocessingShape" mc:Ignorable="w14 wp14">
   <w:body>
+    <w:tbl>
+      <w:tblPr>
+        <w:tblStyle w:val="TableGrid"/>
+        <w:tblW w:type="auto" w:w="0"/>
+        <w:tblLook w:firstColumn="1" w:firstRow="1" w:lastColumn="0" w:lastRow="0" w:noHBand="0" w:noVBand="1" w:val="04A0"/>
+      </w:tblPr>
+      <w:tblGrid>
+        <w:gridCol w:w="9317"/>
+      </w:tblGrid>
+      <w:tr>
+        <w:tc>
+          <w:tcPr>
+            <w:tcW w:type="dxa" w:w="9317"/>
+            <w:shd w:val="clear" w:fill="0B1F2E"/>
+            <w:tcMar>
+              <w:top w:w="180" w:type="dxa"/>
+              <w:start w:w="240" w:type="dxa"/>
+              <w:bottom w:w="180" w:type="dxa"/>
+              <w:end w:w="240" w:type="dxa"/>
+            </w:tcMar>
+          </w:tcPr>
+          <w:p>
+            <w:r/>
+            <w:r>
+              <w:rPr>
+                <w:rFonts w:ascii="Segoe UI" w:hAnsi="Segoe UI" w:cs="Segoe UI"/>
+                <w:b/>
+                <w:i w:val="0"/>
+                <w:color w:val="00BDAA"/>
+                <w:sz w:val="26"/>
+              </w:rPr>
+              <w:t>NEXUSFINANCE</w:t>
+            </w:r>
+          </w:p>
+          <w:p>
+            <w:pPr>
+              <w:spacing w:after="0"/>
+            </w:pPr>
+            <w:r>
+              <w:rPr>
+                <w:rFonts w:ascii="Segoe UI" w:hAnsi="Segoe UI" w:cs="Segoe UI"/>
+                <w:b w:val="0"/>
+                <w:i w:val="0"/>
+                <w:color w:val="9FB4C4"/>
+                <w:sz w:val="18"/>
+              </w:rPr>
+              <w:t>Secure • Modern • Cutting-edge  |  Lending Platform for Cambodia</w:t>
+            </w:r>
+          </w:p>
+        </w:tc>
+      </w:tr>
+    </w:tbl>
     <w:p>
       <w:pPr>
-        <w:pStyle w:val="Title"/>
+        <w:spacing w:after="40"/>
+      </w:pPr>
+    </w:p>
+    <w:p>
+      <w:pPr>
+        <w:spacing w:after="600"/>
+      </w:pPr>
+    </w:p>
+    <w:p>
+      <w:pPr>
+        <w:spacing w:after="120"/>
+        <w:jc w:val="left"/>
       </w:pPr>
       <w:r>
+        <w:rPr>
+          <w:rFonts w:ascii="Segoe UI" w:hAnsi="Segoe UI" w:cs="Segoe UI"/>
+          <w:b/>
+          <w:i w:val="0"/>
+          <w:color w:val="0B1F2E"/>
+          <w:sz w:val="68"/>
+        </w:rPr>
         <w:t>NexusFinance — User Manual — Admin &amp; Officer</w:t>
       </w:r>
     </w:p>
     <w:p>
+      <w:pPr>
+        <w:pBdr>
+          <w:bottom w:val="single" w:sz="24" w:space="4" w:color="00BDAA"/>
+        </w:pBdr>
+        <w:spacing w:after="240"/>
+      </w:pPr>
+    </w:p>
+    <w:p>
+      <w:pPr>
+        <w:spacing w:after="80"/>
+      </w:pPr>
       <w:r>
+        <w:rPr>
+          <w:rFonts w:ascii="Segoe UI" w:hAnsi="Segoe UI" w:cs="Segoe UI"/>
+          <w:b w:val="0"/>
+          <w:i w:val="0"/>
+          <w:color w:val="475A6B"/>
+          <w:sz w:val="26"/>
+        </w:rPr>
         <w:t>Digital Lending Platform for Cambodia</w:t>
       </w:r>
     </w:p>
     <w:p>
+      <w:pPr>
+        <w:spacing w:after="0"/>
+      </w:pPr>
       <w:r>
+        <w:rPr>
+          <w:rFonts w:ascii="Segoe UI" w:hAnsi="Segoe UI" w:cs="Segoe UI"/>
+          <w:b/>
+          <w:i w:val="0"/>
+          <w:color w:val="008A7C"/>
+          <w:sz w:val="20"/>
+        </w:rPr>
         <w:t>EN</w:t>
       </w:r>
     </w:p>
     <w:p>
+      <w:pPr>
+        <w:spacing w:after="600"/>
+      </w:pPr>
+    </w:p>
+    <w:tbl>
+      <w:tblPr>
+        <w:tblStyle w:val="TableGrid"/>
+        <w:tblW w:type="auto" w:w="0"/>
+        <w:tblLook w:firstColumn="1" w:firstRow="1" w:lastColumn="0" w:lastRow="0" w:noHBand="0" w:noVBand="1" w:val="04A0"/>
+      </w:tblPr>
+      <w:tblGrid>
+        <w:gridCol w:w="4658"/>
+        <w:gridCol w:w="4658"/>
+      </w:tblGrid>
+      <w:tr>
+        <w:tc>
+          <w:tcPr>
+            <w:tcW w:type="dxa" w:w="3168"/>
+            <w:shd w:val="clear" w:fill="F4F8FA"/>
+            <w:tcMar>
+              <w:top w:w="80" w:type="dxa"/>
+              <w:start w:w="120" w:type="dxa"/>
+              <w:bottom w:w="80" w:type="dxa"/>
+              <w:end w:w="120" w:type="dxa"/>
+            </w:tcMar>
+          </w:tcPr>
+          <w:p>
+            <w:r/>
+            <w:r>
+              <w:rPr>
+                <w:rFonts w:ascii="Segoe UI" w:hAnsi="Segoe UI" w:cs="Segoe UI"/>
+                <w:b/>
+                <w:i w:val="0"/>
+                <w:color w:val="0B1F2E"/>
+                <w:sz w:val="20"/>
+              </w:rPr>
+              <w:t>Document Number</w:t>
+            </w:r>
+          </w:p>
+        </w:tc>
+        <w:tc>
+          <w:tcPr>
+            <w:tcW w:type="dxa" w:w="6048"/>
+            <w:tcMar>
+              <w:top w:w="80" w:type="dxa"/>
+              <w:start w:w="120" w:type="dxa"/>
+              <w:bottom w:w="80" w:type="dxa"/>
+              <w:end w:w="120" w:type="dxa"/>
+            </w:tcMar>
+          </w:tcPr>
+          <w:p>
+            <w:r/>
+            <w:r>
+              <w:rPr>
+                <w:rFonts w:ascii="Segoe UI" w:hAnsi="Segoe UI" w:cs="Segoe UI"/>
+                <w:b w:val="0"/>
+                <w:i w:val="0"/>
+                <w:color w:val="475A6B"/>
+                <w:sz w:val="20"/>
+              </w:rPr>
+              <w:t>NF-DOC-004</w:t>
+            </w:r>
+          </w:p>
+        </w:tc>
+      </w:tr>
+      <w:tr>
+        <w:tc>
+          <w:tcPr>
+            <w:tcW w:type="dxa" w:w="3168"/>
+            <w:shd w:val="clear" w:fill="F4F8FA"/>
+            <w:tcMar>
+              <w:top w:w="80" w:type="dxa"/>
+              <w:start w:w="120" w:type="dxa"/>
+              <w:bottom w:w="80" w:type="dxa"/>
+              <w:end w:w="120" w:type="dxa"/>
+            </w:tcMar>
+          </w:tcPr>
+          <w:p>
+            <w:r/>
+            <w:r>
+              <w:rPr>
+                <w:rFonts w:ascii="Segoe UI" w:hAnsi="Segoe UI" w:cs="Segoe UI"/>
+                <w:b/>
+                <w:i w:val="0"/>
+                <w:color w:val="0B1F2E"/>
+                <w:sz w:val="20"/>
+              </w:rPr>
+              <w:t>Version</w:t>
+            </w:r>
+          </w:p>
+        </w:tc>
+        <w:tc>
+          <w:tcPr>
+            <w:tcW w:type="dxa" w:w="6048"/>
+            <w:tcMar>
+              <w:top w:w="80" w:type="dxa"/>
+              <w:start w:w="120" w:type="dxa"/>
+              <w:bottom w:w="80" w:type="dxa"/>
+              <w:end w:w="120" w:type="dxa"/>
+            </w:tcMar>
+          </w:tcPr>
+          <w:p>
+            <w:r/>
+            <w:r>
+              <w:rPr>
+                <w:rFonts w:ascii="Segoe UI" w:hAnsi="Segoe UI" w:cs="Segoe UI"/>
+                <w:b w:val="0"/>
+                <w:i w:val="0"/>
+                <w:color w:val="475A6B"/>
+                <w:sz w:val="20"/>
+              </w:rPr>
+              <w:t>1.1</w:t>
+            </w:r>
+          </w:p>
+        </w:tc>
+      </w:tr>
+      <w:tr>
+        <w:tc>
+          <w:tcPr>
+            <w:tcW w:type="dxa" w:w="3168"/>
+            <w:shd w:val="clear" w:fill="F4F8FA"/>
+            <w:tcMar>
+              <w:top w:w="80" w:type="dxa"/>
+              <w:start w:w="120" w:type="dxa"/>
+              <w:bottom w:w="80" w:type="dxa"/>
+              <w:end w:w="120" w:type="dxa"/>
+            </w:tcMar>
+          </w:tcPr>
+          <w:p>
+            <w:r/>
+            <w:r>
+              <w:rPr>
+                <w:rFonts w:ascii="Segoe UI" w:hAnsi="Segoe UI" w:cs="Segoe UI"/>
+                <w:b/>
+                <w:i w:val="0"/>
+                <w:color w:val="0B1F2E"/>
+                <w:sz w:val="20"/>
+              </w:rPr>
+              <w:t>Date</w:t>
+            </w:r>
+          </w:p>
+        </w:tc>
+        <w:tc>
+          <w:tcPr>
+            <w:tcW w:type="dxa" w:w="6048"/>
+            <w:tcMar>
+              <w:top w:w="80" w:type="dxa"/>
+              <w:start w:w="120" w:type="dxa"/>
+              <w:bottom w:w="80" w:type="dxa"/>
+              <w:end w:w="120" w:type="dxa"/>
+            </w:tcMar>
+          </w:tcPr>
+          <w:p>
+            <w:r/>
+            <w:r>
+              <w:rPr>
+                <w:rFonts w:ascii="Segoe UI" w:hAnsi="Segoe UI" w:cs="Segoe UI"/>
+                <w:b w:val="0"/>
+                <w:i w:val="0"/>
+                <w:color w:val="475A6B"/>
+                <w:sz w:val="20"/>
+              </w:rPr>
+              <w:t>August 2026</w:t>
+            </w:r>
+          </w:p>
+        </w:tc>
+      </w:tr>
+      <w:tr>
+        <w:tc>
+          <w:tcPr>
+            <w:tcW w:type="dxa" w:w="3168"/>
+            <w:shd w:val="clear" w:fill="F4F8FA"/>
+            <w:tcMar>
+              <w:top w:w="80" w:type="dxa"/>
+              <w:start w:w="120" w:type="dxa"/>
+              <w:bottom w:w="80" w:type="dxa"/>
+              <w:end w:w="120" w:type="dxa"/>
+            </w:tcMar>
+          </w:tcPr>
+          <w:p>
+            <w:r/>
+            <w:r>
+              <w:rPr>
+                <w:rFonts w:ascii="Segoe UI" w:hAnsi="Segoe UI" w:cs="Segoe UI"/>
+                <w:b/>
+                <w:i w:val="0"/>
+                <w:color w:val="0B1F2E"/>
+                <w:sz w:val="20"/>
+              </w:rPr>
+              <w:t>Prepared By</w:t>
+            </w:r>
+          </w:p>
+        </w:tc>
+        <w:tc>
+          <w:tcPr>
+            <w:tcW w:type="dxa" w:w="6048"/>
+            <w:tcMar>
+              <w:top w:w="80" w:type="dxa"/>
+              <w:start w:w="120" w:type="dxa"/>
+              <w:bottom w:w="80" w:type="dxa"/>
+              <w:end w:w="120" w:type="dxa"/>
+            </w:tcMar>
+          </w:tcPr>
+          <w:p>
+            <w:r/>
+            <w:r>
+              <w:rPr>
+                <w:rFonts w:ascii="Segoe UI" w:hAnsi="Segoe UI" w:cs="Segoe UI"/>
+                <w:b w:val="0"/>
+                <w:i w:val="0"/>
+                <w:color w:val="475A6B"/>
+                <w:sz w:val="20"/>
+              </w:rPr>
+              <w:t>NDX Digital Support</w:t>
+            </w:r>
+          </w:p>
+        </w:tc>
+      </w:tr>
+      <w:tr>
+        <w:tc>
+          <w:tcPr>
+            <w:tcW w:type="dxa" w:w="3168"/>
+            <w:shd w:val="clear" w:fill="F4F8FA"/>
+            <w:tcMar>
+              <w:top w:w="80" w:type="dxa"/>
+              <w:start w:w="120" w:type="dxa"/>
+              <w:bottom w:w="80" w:type="dxa"/>
+              <w:end w:w="120" w:type="dxa"/>
+            </w:tcMar>
+          </w:tcPr>
+          <w:p>
+            <w:r/>
+            <w:r>
+              <w:rPr>
+                <w:rFonts w:ascii="Segoe UI" w:hAnsi="Segoe UI" w:cs="Segoe UI"/>
+                <w:b/>
+                <w:i w:val="0"/>
+                <w:color w:val="0B1F2E"/>
+                <w:sz w:val="20"/>
+              </w:rPr>
+              <w:t>Classification</w:t>
+            </w:r>
+          </w:p>
+        </w:tc>
+        <w:tc>
+          <w:tcPr>
+            <w:tcW w:type="dxa" w:w="6048"/>
+            <w:tcMar>
+              <w:top w:w="80" w:type="dxa"/>
+              <w:start w:w="120" w:type="dxa"/>
+              <w:bottom w:w="80" w:type="dxa"/>
+              <w:end w:w="120" w:type="dxa"/>
+            </w:tcMar>
+          </w:tcPr>
+          <w:p>
+            <w:r/>
+            <w:r>
+              <w:rPr>
+                <w:rFonts w:ascii="Segoe UI" w:hAnsi="Segoe UI" w:cs="Segoe UI"/>
+                <w:b w:val="0"/>
+                <w:i w:val="0"/>
+                <w:color w:val="475A6B"/>
+                <w:sz w:val="20"/>
+              </w:rPr>
+              <w:t>Internal &amp; Confidential</w:t>
+            </w:r>
+          </w:p>
+        </w:tc>
+      </w:tr>
+    </w:tbl>
+    <w:p>
+      <w:pPr>
+        <w:spacing w:after="280"/>
+      </w:pPr>
+    </w:p>
+    <w:p>
       <w:r>
+        <w:rPr>
+          <w:rFonts w:ascii="Segoe UI" w:hAnsi="Segoe UI" w:cs="Segoe UI"/>
+          <w:b w:val="0"/>
+          <w:i w:val="0"/>
+          <w:color w:val="6B7A89"/>
+          <w:sz w:val="18"/>
+        </w:rPr>
         <w:t>Admin Guide  •  Loan Officer Guide  •  Operations Manual</w:t>
+      </w:r>
+    </w:p>
+    <w:p>
+      <w:r>
+        <w:br w:type="page"/>
+      </w:r>
+    </w:p>
+    <w:p>
+      <w:pPr>
+        <w:spacing w:after="120"/>
+        <w:pBdr>
+          <w:bottom w:val="single" w:sz="12" w:space="4" w:color="00BDAA"/>
+        </w:pBdr>
+      </w:pPr>
+      <w:r>
+        <w:rPr>
+          <w:rFonts w:ascii="Segoe UI" w:hAnsi="Segoe UI" w:cs="Segoe UI"/>
+          <w:b/>
+          <w:i w:val="0"/>
+          <w:color w:val="0B1F2E"/>
+          <w:sz w:val="32"/>
+        </w:rPr>
+        <w:t>Table of Contents</w:t>
+      </w:r>
+    </w:p>
+    <w:p>
+      <w:pPr>
+        <w:spacing w:after="160"/>
+      </w:pPr>
+    </w:p>
+    <w:p>
+      <w:pPr>
+        <w:tabs>
+          <w:tab w:pos="9360" w:val="right" w:leader="hyphen"/>
+        </w:tabs>
+        <w:spacing w:after="80"/>
+      </w:pPr>
+      <w:r>
+        <w:rPr>
+          <w:rFonts w:ascii="Segoe UI" w:hAnsi="Segoe UI" w:cs="Segoe UI"/>
+          <w:b/>
+          <w:i w:val="0"/>
+          <w:color w:val="008A7C"/>
+          <w:sz w:val="22"/>
+        </w:rPr>
+        <w:t xml:space="preserve">1.  </w:t>
+      </w:r>
+      <w:r>
+        <w:rPr>
+          <w:rFonts w:ascii="Segoe UI" w:hAnsi="Segoe UI" w:cs="Segoe UI"/>
+          <w:b w:val="0"/>
+          <w:i w:val="0"/>
+          <w:color w:val="0B1F2E"/>
+          <w:sz w:val="22"/>
+        </w:rPr>
+        <w:t>Logging In</w:t>
+      </w:r>
+    </w:p>
+    <w:p>
+      <w:pPr>
+        <w:tabs>
+          <w:tab w:pos="9360" w:val="right" w:leader="hyphen"/>
+        </w:tabs>
+        <w:spacing w:after="80"/>
+      </w:pPr>
+      <w:r>
+        <w:rPr>
+          <w:rFonts w:ascii="Segoe UI" w:hAnsi="Segoe UI" w:cs="Segoe UI"/>
+          <w:b/>
+          <w:i w:val="0"/>
+          <w:color w:val="008A7C"/>
+          <w:sz w:val="22"/>
+        </w:rPr>
+        <w:t xml:space="preserve">2.  </w:t>
+      </w:r>
+      <w:r>
+        <w:rPr>
+          <w:rFonts w:ascii="Segoe UI" w:hAnsi="Segoe UI" w:cs="Segoe UI"/>
+          <w:b w:val="0"/>
+          <w:i w:val="0"/>
+          <w:color w:val="0B1F2E"/>
+          <w:sz w:val="22"/>
+        </w:rPr>
+        <w:t>Super Admin Dashboard</w:t>
+      </w:r>
+    </w:p>
+    <w:p>
+      <w:pPr>
+        <w:tabs>
+          <w:tab w:pos="9360" w:val="right" w:leader="hyphen"/>
+        </w:tabs>
+        <w:spacing w:after="80"/>
+      </w:pPr>
+      <w:r>
+        <w:rPr>
+          <w:rFonts w:ascii="Segoe UI" w:hAnsi="Segoe UI" w:cs="Segoe UI"/>
+          <w:b/>
+          <w:i w:val="0"/>
+          <w:color w:val="008A7C"/>
+          <w:sz w:val="22"/>
+        </w:rPr>
+        <w:t xml:space="preserve">3.  </w:t>
+      </w:r>
+      <w:r>
+        <w:rPr>
+          <w:rFonts w:ascii="Segoe UI" w:hAnsi="Segoe UI" w:cs="Segoe UI"/>
+          <w:b w:val="0"/>
+          <w:i w:val="0"/>
+          <w:color w:val="0B1F2E"/>
+          <w:sz w:val="22"/>
+        </w:rPr>
+        <w:t>User Management</w:t>
+      </w:r>
+    </w:p>
+    <w:p>
+      <w:pPr>
+        <w:tabs>
+          <w:tab w:pos="9360" w:val="right" w:leader="hyphen"/>
+        </w:tabs>
+        <w:spacing w:after="80"/>
+      </w:pPr>
+      <w:r>
+        <w:rPr>
+          <w:rFonts w:ascii="Segoe UI" w:hAnsi="Segoe UI" w:cs="Segoe UI"/>
+          <w:b/>
+          <w:i w:val="0"/>
+          <w:color w:val="008A7C"/>
+          <w:sz w:val="22"/>
+        </w:rPr>
+        <w:t xml:space="preserve">4.  </w:t>
+      </w:r>
+      <w:r>
+        <w:rPr>
+          <w:rFonts w:ascii="Segoe UI" w:hAnsi="Segoe UI" w:cs="Segoe UI"/>
+          <w:b w:val="0"/>
+          <w:i w:val="0"/>
+          <w:color w:val="0B1F2E"/>
+          <w:sz w:val="22"/>
+        </w:rPr>
+        <w:t>Loan Review Workflow</w:t>
+      </w:r>
+    </w:p>
+    <w:p>
+      <w:pPr>
+        <w:tabs>
+          <w:tab w:pos="9360" w:val="right" w:leader="hyphen"/>
+        </w:tabs>
+        <w:spacing w:after="80"/>
+      </w:pPr>
+      <w:r>
+        <w:rPr>
+          <w:rFonts w:ascii="Segoe UI" w:hAnsi="Segoe UI" w:cs="Segoe UI"/>
+          <w:b/>
+          <w:i w:val="0"/>
+          <w:color w:val="008A7C"/>
+          <w:sz w:val="22"/>
+        </w:rPr>
+        <w:t xml:space="preserve">5.  </w:t>
+      </w:r>
+      <w:r>
+        <w:rPr>
+          <w:rFonts w:ascii="Segoe UI" w:hAnsi="Segoe UI" w:cs="Segoe UI"/>
+          <w:b w:val="0"/>
+          <w:i w:val="0"/>
+          <w:color w:val="0B1F2E"/>
+          <w:sz w:val="22"/>
+        </w:rPr>
+        <w:t>System Configuration</w:t>
+      </w:r>
+    </w:p>
+    <w:p>
+      <w:pPr>
+        <w:tabs>
+          <w:tab w:pos="9360" w:val="right" w:leader="hyphen"/>
+        </w:tabs>
+        <w:spacing w:after="80"/>
+      </w:pPr>
+      <w:r>
+        <w:rPr>
+          <w:rFonts w:ascii="Segoe UI" w:hAnsi="Segoe UI" w:cs="Segoe UI"/>
+          <w:b/>
+          <w:i w:val="0"/>
+          <w:color w:val="008A7C"/>
+          <w:sz w:val="22"/>
+        </w:rPr>
+        <w:t xml:space="preserve">6.  </w:t>
+      </w:r>
+      <w:r>
+        <w:rPr>
+          <w:rFonts w:ascii="Segoe UI" w:hAnsi="Segoe UI" w:cs="Segoe UI"/>
+          <w:b w:val="0"/>
+          <w:i w:val="0"/>
+          <w:color w:val="0B1F2E"/>
+          <w:sz w:val="22"/>
+        </w:rPr>
+        <w:t>Payment Reminders</w:t>
+      </w:r>
+    </w:p>
+    <w:p>
+      <w:pPr>
+        <w:tabs>
+          <w:tab w:pos="9360" w:val="right" w:leader="hyphen"/>
+        </w:tabs>
+        <w:spacing w:after="80"/>
+      </w:pPr>
+      <w:r>
+        <w:rPr>
+          <w:rFonts w:ascii="Segoe UI" w:hAnsi="Segoe UI" w:cs="Segoe UI"/>
+          <w:b/>
+          <w:i w:val="0"/>
+          <w:color w:val="008A7C"/>
+          <w:sz w:val="22"/>
+        </w:rPr>
+        <w:t xml:space="preserve">7.  </w:t>
+      </w:r>
+      <w:r>
+        <w:rPr>
+          <w:rFonts w:ascii="Segoe UI" w:hAnsi="Segoe UI" w:cs="Segoe UI"/>
+          <w:b w:val="0"/>
+          <w:i w:val="0"/>
+          <w:color w:val="0B1F2E"/>
+          <w:sz w:val="22"/>
+        </w:rPr>
+        <w:t>Broadcasts</w:t>
+      </w:r>
+    </w:p>
+    <w:p>
+      <w:pPr>
+        <w:tabs>
+          <w:tab w:pos="9360" w:val="right" w:leader="hyphen"/>
+        </w:tabs>
+        <w:spacing w:after="80"/>
+      </w:pPr>
+      <w:r>
+        <w:rPr>
+          <w:rFonts w:ascii="Segoe UI" w:hAnsi="Segoe UI" w:cs="Segoe UI"/>
+          <w:b/>
+          <w:i w:val="0"/>
+          <w:color w:val="008A7C"/>
+          <w:sz w:val="22"/>
+        </w:rPr>
+        <w:t xml:space="preserve">8.  </w:t>
+      </w:r>
+      <w:r>
+        <w:rPr>
+          <w:rFonts w:ascii="Segoe UI" w:hAnsi="Segoe UI" w:cs="Segoe UI"/>
+          <w:b w:val="0"/>
+          <w:i w:val="0"/>
+          <w:color w:val="0B1F2E"/>
+          <w:sz w:val="22"/>
+        </w:rPr>
+        <w:t>Loan Management</w:t>
+      </w:r>
+    </w:p>
+    <w:p>
+      <w:pPr>
+        <w:tabs>
+          <w:tab w:pos="9360" w:val="right" w:leader="hyphen"/>
+        </w:tabs>
+        <w:spacing w:after="80"/>
+      </w:pPr>
+      <w:r>
+        <w:rPr>
+          <w:rFonts w:ascii="Segoe UI" w:hAnsi="Segoe UI" w:cs="Segoe UI"/>
+          <w:b/>
+          <w:i w:val="0"/>
+          <w:color w:val="008A7C"/>
+          <w:sz w:val="22"/>
+        </w:rPr>
+        <w:t xml:space="preserve">9.  </w:t>
+      </w:r>
+      <w:r>
+        <w:rPr>
+          <w:rFonts w:ascii="Segoe UI" w:hAnsi="Segoe UI" w:cs="Segoe UI"/>
+          <w:b w:val="0"/>
+          <w:i w:val="0"/>
+          <w:color w:val="0B1F2E"/>
+          <w:sz w:val="22"/>
+        </w:rPr>
+        <w:t>Audit Logs</w:t>
+      </w:r>
+    </w:p>
+    <w:p>
+      <w:pPr>
+        <w:tabs>
+          <w:tab w:pos="9360" w:val="right" w:leader="hyphen"/>
+        </w:tabs>
+        <w:spacing w:after="80"/>
+      </w:pPr>
+      <w:r>
+        <w:rPr>
+          <w:rFonts w:ascii="Segoe UI" w:hAnsi="Segoe UI" w:cs="Segoe UI"/>
+          <w:b/>
+          <w:i w:val="0"/>
+          <w:color w:val="008A7C"/>
+          <w:sz w:val="22"/>
+        </w:rPr>
+        <w:t xml:space="preserve">10.  </w:t>
+      </w:r>
+      <w:r>
+        <w:rPr>
+          <w:rFonts w:ascii="Segoe UI" w:hAnsi="Segoe UI" w:cs="Segoe UI"/>
+          <w:b w:val="0"/>
+          <w:i w:val="0"/>
+          <w:color w:val="0B1F2E"/>
+          <w:sz w:val="22"/>
+        </w:rPr>
+        <w:t>Telegram Bot Commands</w:t>
+      </w:r>
+    </w:p>
+    <w:p>
+      <w:r>
+        <w:br w:type="page"/>
       </w:r>
     </w:p>
     <w:p>
       <w:pPr>
         <w:pStyle w:val="Heading1"/>
+        <w:spacing w:before="360" w:after="120"/>
+        <w:pBdr>
+          <w:bottom w:val="single" w:sz="12" w:space="4" w:color="00BDAA"/>
+        </w:pBdr>
       </w:pPr>
       <w:r>
-        <w:t>Table of Contents</w:t>
-      </w:r>
-    </w:p>
-    <w:p>
-      <w:r>
-        <w:t>1.  Logging In</w:t>
-      </w:r>
-    </w:p>
-    <w:p>
-      <w:r>
-        <w:t>2.  Super Admin Dashboard</w:t>
-      </w:r>
-    </w:p>
-    <w:p>
-      <w:r>
-        <w:t>3.  User Management</w:t>
-      </w:r>
-    </w:p>
-    <w:p>
-      <w:r>
-        <w:t>4.  Loan Review Workflow</w:t>
-      </w:r>
-    </w:p>
-    <w:p>
-      <w:r>
-        <w:t>5.  System Configuration</w:t>
-      </w:r>
-    </w:p>
-    <w:p>
-      <w:r>
-        <w:t>6.  Audit Logs</w:t>
-      </w:r>
-    </w:p>
-    <w:p>
-      <w:r>
-        <w:t>7.  Telegram Bot Commands</w:t>
-      </w:r>
-    </w:p>
-    <w:p>
-      <w:pPr>
-        <w:pStyle w:val="Heading1"/>
-      </w:pPr>
-      <w:r>
+        <w:rPr>
+          <w:rFonts w:ascii="Segoe UI" w:hAnsi="Segoe UI" w:cs="Segoe UI"/>
+          <w:b/>
+          <w:i w:val="0"/>
+          <w:color w:val="0B1F2E"/>
+          <w:sz w:val="32"/>
+        </w:rPr>
         <w:t>1. Logging In</w:t>
       </w:r>
     </w:p>
     <w:p>
       <w:r>
-        <w:t>Navigate to https://nexusfinancefintech.vercel.app and enter your email and password. You will be redirected to the appropriate portal based on your role. Phone-only users can also log in with their phone number + password.</w:t>
+        <w:rPr>
+          <w:rFonts w:ascii="Segoe UI" w:hAnsi="Segoe UI" w:cs="Segoe UI"/>
+          <w:b w:val="0"/>
+          <w:i w:val="0"/>
+          <w:color w:val="0B1F2E"/>
+          <w:sz w:val="21"/>
+        </w:rPr>
+        <w:t>Navigate to https://nexusfinancefintech.vercel.app and enter your email or phone number and password. You will be redirected to the appropriate portal based on your role.</w:t>
       </w:r>
+    </w:p>
+    <w:tbl>
+      <w:tblPr>
+        <w:tblStyle w:val="TableGrid"/>
+        <w:tblW w:type="auto" w:w="0"/>
+        <w:jc w:val="center"/>
+        <w:tblLayout w:type="fixed"/>
+        <w:tblLook w:firstColumn="1" w:firstRow="1" w:lastColumn="0" w:lastRow="0" w:noHBand="0" w:noVBand="1" w:val="04A0"/>
+      </w:tblPr>
+      <w:tblGrid>
+        <w:gridCol w:w="2329"/>
+        <w:gridCol w:w="2329"/>
+        <w:gridCol w:w="2329"/>
+        <w:gridCol w:w="2329"/>
+      </w:tblGrid>
+      <w:tr>
+        <w:tc>
+          <w:tcPr>
+            <w:tcW w:type="dxa" w:w="2880"/>
+            <w:shd w:val="clear" w:fill="0B1F2E"/>
+            <w:tcMar>
+              <w:top w:w="80" w:type="dxa"/>
+              <w:start w:w="120" w:type="dxa"/>
+              <w:bottom w:w="80" w:type="dxa"/>
+              <w:end w:w="120" w:type="dxa"/>
+            </w:tcMar>
+            <w:vAlign w:val="center"/>
+          </w:tcPr>
+          <w:p>
+            <w:pPr>
+              <w:jc w:val="left"/>
+            </w:pPr>
+            <w:r/>
+            <w:r>
+              <w:rPr>
+                <w:rFonts w:ascii="Segoe UI" w:hAnsi="Segoe UI" w:cs="Segoe UI"/>
+                <w:b/>
+                <w:i w:val="0"/>
+                <w:color w:val="FFFFFF"/>
+                <w:sz w:val="19"/>
+              </w:rPr>
+              <w:t>Email</w:t>
+            </w:r>
+          </w:p>
+        </w:tc>
+        <w:tc>
+          <w:tcPr>
+            <w:tcW w:type="dxa" w:w="2304"/>
+            <w:shd w:val="clear" w:fill="0B1F2E"/>
+            <w:tcMar>
+              <w:top w:w="80" w:type="dxa"/>
+              <w:start w:w="120" w:type="dxa"/>
+              <w:bottom w:w="80" w:type="dxa"/>
+              <w:end w:w="120" w:type="dxa"/>
+            </w:tcMar>
+            <w:vAlign w:val="center"/>
+          </w:tcPr>
+          <w:p>
+            <w:pPr>
+              <w:jc w:val="left"/>
+            </w:pPr>
+            <w:r/>
+            <w:r>
+              <w:rPr>
+                <w:rFonts w:ascii="Segoe UI" w:hAnsi="Segoe UI" w:cs="Segoe UI"/>
+                <w:b/>
+                <w:i w:val="0"/>
+                <w:color w:val="FFFFFF"/>
+                <w:sz w:val="19"/>
+              </w:rPr>
+              <w:t>Phone</w:t>
+            </w:r>
+          </w:p>
+        </w:tc>
+        <w:tc>
+          <w:tcPr>
+            <w:tcW w:type="dxa" w:w="2016"/>
+            <w:shd w:val="clear" w:fill="0B1F2E"/>
+            <w:tcMar>
+              <w:top w:w="80" w:type="dxa"/>
+              <w:start w:w="120" w:type="dxa"/>
+              <w:bottom w:w="80" w:type="dxa"/>
+              <w:end w:w="120" w:type="dxa"/>
+            </w:tcMar>
+            <w:vAlign w:val="center"/>
+          </w:tcPr>
+          <w:p>
+            <w:pPr>
+              <w:jc w:val="left"/>
+            </w:pPr>
+            <w:r/>
+            <w:r>
+              <w:rPr>
+                <w:rFonts w:ascii="Segoe UI" w:hAnsi="Segoe UI" w:cs="Segoe UI"/>
+                <w:b/>
+                <w:i w:val="0"/>
+                <w:color w:val="FFFFFF"/>
+                <w:sz w:val="19"/>
+              </w:rPr>
+              <w:t>Password</w:t>
+            </w:r>
+          </w:p>
+        </w:tc>
+        <w:tc>
+          <w:tcPr>
+            <w:tcW w:type="dxa" w:w="2016"/>
+            <w:shd w:val="clear" w:fill="0B1F2E"/>
+            <w:tcMar>
+              <w:top w:w="80" w:type="dxa"/>
+              <w:start w:w="120" w:type="dxa"/>
+              <w:bottom w:w="80" w:type="dxa"/>
+              <w:end w:w="120" w:type="dxa"/>
+            </w:tcMar>
+            <w:vAlign w:val="center"/>
+          </w:tcPr>
+          <w:p>
+            <w:pPr>
+              <w:jc w:val="left"/>
+            </w:pPr>
+            <w:r/>
+            <w:r>
+              <w:rPr>
+                <w:rFonts w:ascii="Segoe UI" w:hAnsi="Segoe UI" w:cs="Segoe UI"/>
+                <w:b/>
+                <w:i w:val="0"/>
+                <w:color w:val="FFFFFF"/>
+                <w:sz w:val="19"/>
+              </w:rPr>
+              <w:t>Role</w:t>
+            </w:r>
+          </w:p>
+        </w:tc>
+      </w:tr>
+      <w:tr>
+        <w:tc>
+          <w:tcPr>
+            <w:tcW w:type="dxa" w:w="2880"/>
+            <w:tcMar>
+              <w:top w:w="80" w:type="dxa"/>
+              <w:start w:w="120" w:type="dxa"/>
+              <w:bottom w:w="80" w:type="dxa"/>
+              <w:end w:w="120" w:type="dxa"/>
+            </w:tcMar>
+            <w:vAlign w:val="center"/>
+          </w:tcPr>
+          <w:p>
+            <w:pPr>
+              <w:spacing w:after="20"/>
+            </w:pPr>
+            <w:r/>
+            <w:r>
+              <w:rPr>
+                <w:rFonts w:ascii="Segoe UI" w:hAnsi="Segoe UI" w:cs="Segoe UI"/>
+                <w:b w:val="0"/>
+                <w:i w:val="0"/>
+                <w:color w:val="0B1F2E"/>
+                <w:sz w:val="19"/>
+              </w:rPr>
+              <w:t>admin@nexus.com</w:t>
+            </w:r>
+          </w:p>
+        </w:tc>
+        <w:tc>
+          <w:tcPr>
+            <w:tcW w:type="dxa" w:w="2304"/>
+            <w:tcMar>
+              <w:top w:w="80" w:type="dxa"/>
+              <w:start w:w="120" w:type="dxa"/>
+              <w:bottom w:w="80" w:type="dxa"/>
+              <w:end w:w="120" w:type="dxa"/>
+            </w:tcMar>
+            <w:vAlign w:val="center"/>
+          </w:tcPr>
+          <w:p>
+            <w:pPr>
+              <w:spacing w:after="20"/>
+            </w:pPr>
+            <w:r/>
+            <w:r>
+              <w:rPr>
+                <w:rFonts w:ascii="Segoe UI" w:hAnsi="Segoe UI" w:cs="Segoe UI"/>
+                <w:b w:val="0"/>
+                <w:i w:val="0"/>
+                <w:color w:val="0B1F2E"/>
+                <w:sz w:val="19"/>
+              </w:rPr>
+              <w:t>85570961425</w:t>
+            </w:r>
+          </w:p>
+        </w:tc>
+        <w:tc>
+          <w:tcPr>
+            <w:tcW w:type="dxa" w:w="2016"/>
+            <w:tcMar>
+              <w:top w:w="80" w:type="dxa"/>
+              <w:start w:w="120" w:type="dxa"/>
+              <w:bottom w:w="80" w:type="dxa"/>
+              <w:end w:w="120" w:type="dxa"/>
+            </w:tcMar>
+            <w:vAlign w:val="center"/>
+          </w:tcPr>
+          <w:p>
+            <w:pPr>
+              <w:spacing w:after="20"/>
+            </w:pPr>
+            <w:r/>
+            <w:r>
+              <w:rPr>
+                <w:rFonts w:ascii="Segoe UI" w:hAnsi="Segoe UI" w:cs="Segoe UI"/>
+                <w:b w:val="0"/>
+                <w:i w:val="0"/>
+                <w:color w:val="0B1F2E"/>
+                <w:sz w:val="19"/>
+              </w:rPr>
+              <w:t>password123</w:t>
+            </w:r>
+          </w:p>
+        </w:tc>
+        <w:tc>
+          <w:tcPr>
+            <w:tcW w:type="dxa" w:w="2016"/>
+            <w:tcMar>
+              <w:top w:w="80" w:type="dxa"/>
+              <w:start w:w="120" w:type="dxa"/>
+              <w:bottom w:w="80" w:type="dxa"/>
+              <w:end w:w="120" w:type="dxa"/>
+            </w:tcMar>
+            <w:vAlign w:val="center"/>
+          </w:tcPr>
+          <w:p>
+            <w:pPr>
+              <w:spacing w:after="20"/>
+            </w:pPr>
+            <w:r/>
+            <w:r>
+              <w:rPr>
+                <w:rFonts w:ascii="Segoe UI" w:hAnsi="Segoe UI" w:cs="Segoe UI"/>
+                <w:b w:val="0"/>
+                <w:i w:val="0"/>
+                <w:color w:val="0B1F2E"/>
+                <w:sz w:val="19"/>
+              </w:rPr>
+              <w:t>Super Admin</w:t>
+            </w:r>
+          </w:p>
+        </w:tc>
+      </w:tr>
+      <w:tr>
+        <w:tc>
+          <w:tcPr>
+            <w:tcW w:type="dxa" w:w="2880"/>
+            <w:shd w:val="clear" w:fill="F4F8FA"/>
+            <w:tcMar>
+              <w:top w:w="80" w:type="dxa"/>
+              <w:start w:w="120" w:type="dxa"/>
+              <w:bottom w:w="80" w:type="dxa"/>
+              <w:end w:w="120" w:type="dxa"/>
+            </w:tcMar>
+            <w:vAlign w:val="center"/>
+          </w:tcPr>
+          <w:p>
+            <w:pPr>
+              <w:spacing w:after="20"/>
+            </w:pPr>
+            <w:r/>
+            <w:r>
+              <w:rPr>
+                <w:rFonts w:ascii="Segoe UI" w:hAnsi="Segoe UI" w:cs="Segoe UI"/>
+                <w:b w:val="0"/>
+                <w:i w:val="0"/>
+                <w:color w:val="0B1F2E"/>
+                <w:sz w:val="19"/>
+              </w:rPr>
+              <w:t>officer@nexus.com</w:t>
+            </w:r>
+          </w:p>
+        </w:tc>
+        <w:tc>
+          <w:tcPr>
+            <w:tcW w:type="dxa" w:w="2304"/>
+            <w:shd w:val="clear" w:fill="F4F8FA"/>
+            <w:tcMar>
+              <w:top w:w="80" w:type="dxa"/>
+              <w:start w:w="120" w:type="dxa"/>
+              <w:bottom w:w="80" w:type="dxa"/>
+              <w:end w:w="120" w:type="dxa"/>
+            </w:tcMar>
+            <w:vAlign w:val="center"/>
+          </w:tcPr>
+          <w:p>
+            <w:pPr>
+              <w:spacing w:after="20"/>
+            </w:pPr>
+            <w:r/>
+            <w:r>
+              <w:rPr>
+                <w:rFonts w:ascii="Segoe UI" w:hAnsi="Segoe UI" w:cs="Segoe UI"/>
+                <w:b w:val="0"/>
+                <w:i w:val="0"/>
+                <w:color w:val="0B1F2E"/>
+                <w:sz w:val="19"/>
+              </w:rPr>
+              <w:t>85570961424</w:t>
+            </w:r>
+          </w:p>
+        </w:tc>
+        <w:tc>
+          <w:tcPr>
+            <w:tcW w:type="dxa" w:w="2016"/>
+            <w:shd w:val="clear" w:fill="F4F8FA"/>
+            <w:tcMar>
+              <w:top w:w="80" w:type="dxa"/>
+              <w:start w:w="120" w:type="dxa"/>
+              <w:bottom w:w="80" w:type="dxa"/>
+              <w:end w:w="120" w:type="dxa"/>
+            </w:tcMar>
+            <w:vAlign w:val="center"/>
+          </w:tcPr>
+          <w:p>
+            <w:pPr>
+              <w:spacing w:after="20"/>
+            </w:pPr>
+            <w:r/>
+            <w:r>
+              <w:rPr>
+                <w:rFonts w:ascii="Segoe UI" w:hAnsi="Segoe UI" w:cs="Segoe UI"/>
+                <w:b w:val="0"/>
+                <w:i w:val="0"/>
+                <w:color w:val="0B1F2E"/>
+                <w:sz w:val="19"/>
+              </w:rPr>
+              <w:t>password123</w:t>
+            </w:r>
+          </w:p>
+        </w:tc>
+        <w:tc>
+          <w:tcPr>
+            <w:tcW w:type="dxa" w:w="2016"/>
+            <w:shd w:val="clear" w:fill="F4F8FA"/>
+            <w:tcMar>
+              <w:top w:w="80" w:type="dxa"/>
+              <w:start w:w="120" w:type="dxa"/>
+              <w:bottom w:w="80" w:type="dxa"/>
+              <w:end w:w="120" w:type="dxa"/>
+            </w:tcMar>
+            <w:vAlign w:val="center"/>
+          </w:tcPr>
+          <w:p>
+            <w:pPr>
+              <w:spacing w:after="20"/>
+            </w:pPr>
+            <w:r/>
+            <w:r>
+              <w:rPr>
+                <w:rFonts w:ascii="Segoe UI" w:hAnsi="Segoe UI" w:cs="Segoe UI"/>
+                <w:b w:val="0"/>
+                <w:i w:val="0"/>
+                <w:color w:val="0B1F2E"/>
+                <w:sz w:val="19"/>
+              </w:rPr>
+              <w:t>Loan Officer</w:t>
+            </w:r>
+          </w:p>
+        </w:tc>
+      </w:tr>
+    </w:tbl>
+    <w:p>
+      <w:pPr>
+        <w:spacing w:after="40"/>
+      </w:pPr>
     </w:p>
     <w:p>
       <w:pPr>
         <w:pStyle w:val="Heading1"/>
+        <w:spacing w:before="360" w:after="120"/>
+        <w:pBdr>
+          <w:bottom w:val="single" w:sz="12" w:space="4" w:color="00BDAA"/>
+        </w:pBdr>
       </w:pPr>
       <w:r>
+        <w:rPr>
+          <w:rFonts w:ascii="Segoe UI" w:hAnsi="Segoe UI" w:cs="Segoe UI"/>
+          <w:b/>
+          <w:i w:val="0"/>
+          <w:color w:val="0B1F2E"/>
+          <w:sz w:val="32"/>
+        </w:rPr>
         <w:t>2. Super Admin Dashboard</w:t>
       </w:r>
     </w:p>
     <w:p>
       <w:r>
+        <w:rPr>
+          <w:rFonts w:ascii="Segoe UI" w:hAnsi="Segoe UI" w:cs="Segoe UI"/>
+          <w:b w:val="0"/>
+          <w:i w:val="0"/>
+          <w:color w:val="0B1F2E"/>
+          <w:sz w:val="21"/>
+        </w:rPr>
         <w:t>The dashboard provides an overview of the entire platform:</w:t>
       </w:r>
     </w:p>
     <w:p>
       <w:pPr>
         <w:pStyle w:val="ListBullet"/>
+        <w:spacing w:after="60"/>
+        <w:ind w:left="432"/>
       </w:pPr>
       <w:r>
-        <w:t>Outstanding balance and total volume across all loans</w:t>
+        <w:rPr>
+          <w:rFonts w:ascii="Segoe UI" w:hAnsi="Segoe UI" w:cs="Segoe UI"/>
+          <w:b w:val="0"/>
+          <w:i w:val="0"/>
+          <w:color w:val="0B1F2E"/>
+          <w:sz w:val="21"/>
+        </w:rPr>
+        <w:t>Outstanding balance and total volume</w:t>
       </w:r>
     </w:p>
     <w:p>
       <w:pPr>
         <w:pStyle w:val="ListBullet"/>
+        <w:spacing w:after="60"/>
+        <w:ind w:left="432"/>
       </w:pPr>
       <w:r>
-        <w:t>Active customers and loan count with status breakdown</w:t>
+        <w:rPr>
+          <w:rFonts w:ascii="Segoe UI" w:hAnsi="Segoe UI" w:cs="Segoe UI"/>
+          <w:b w:val="0"/>
+          <w:i w:val="0"/>
+          <w:color w:val="0B1F2E"/>
+          <w:sz w:val="21"/>
+        </w:rPr>
+        <w:t>Active customers and loan count</w:t>
       </w:r>
     </w:p>
     <w:p>
       <w:pPr>
         <w:pStyle w:val="ListBullet"/>
+        <w:spacing w:after="60"/>
+        <w:ind w:left="432"/>
       </w:pPr>
       <w:r>
-        <w:t>Recent transaction history with customer details</w:t>
+        <w:rPr>
+          <w:rFonts w:ascii="Segoe UI" w:hAnsi="Segoe UI" w:cs="Segoe UI"/>
+          <w:b w:val="0"/>
+          <w:i w:val="0"/>
+          <w:color w:val="0B1F2E"/>
+          <w:sz w:val="21"/>
+        </w:rPr>
+        <w:t>Recent transaction history</w:t>
       </w:r>
     </w:p>
     <w:p>
       <w:pPr>
         <w:pStyle w:val="ListBullet"/>
+        <w:spacing w:after="60"/>
+        <w:ind w:left="432"/>
       </w:pPr>
       <w:r>
-        <w:t>Loan Origination Review: recent loan applications with status badges (Approved/Rejected/Hold/Pending)</w:t>
-      </w:r>
-    </w:p>
-    <w:p>
-      <w:pPr>
-        <w:pStyle w:val="ListBullet"/>
-      </w:pPr>
-      <w:r>
-        <w:t>System Core Health: Email Verification toggle, auto-approve limits, audit log access</w:t>
+        <w:rPr>
+          <w:rFonts w:ascii="Segoe UI" w:hAnsi="Segoe UI" w:cs="Segoe UI"/>
+          <w:b w:val="0"/>
+          <w:i w:val="0"/>
+          <w:color w:val="0B1F2E"/>
+          <w:sz w:val="21"/>
+        </w:rPr>
+        <w:t>Quick access to Apply Loan, Repay, Support</w:t>
       </w:r>
     </w:p>
     <w:p>
       <w:pPr>
         <w:pStyle w:val="Heading1"/>
+        <w:spacing w:before="360" w:after="120"/>
+        <w:pBdr>
+          <w:bottom w:val="single" w:sz="12" w:space="4" w:color="00BDAA"/>
+        </w:pBdr>
       </w:pPr>
       <w:r>
+        <w:rPr>
+          <w:rFonts w:ascii="Segoe UI" w:hAnsi="Segoe UI" w:cs="Segoe UI"/>
+          <w:b/>
+          <w:i w:val="0"/>
+          <w:color w:val="0B1F2E"/>
+          <w:sz w:val="32"/>
+        </w:rPr>
         <w:t>3. User Management</w:t>
       </w:r>
     </w:p>
     <w:p>
       <w:r>
+        <w:rPr>
+          <w:rFonts w:ascii="Segoe UI" w:hAnsi="Segoe UI" w:cs="Segoe UI"/>
+          <w:b w:val="0"/>
+          <w:i w:val="0"/>
+          <w:color w:val="0B1F2E"/>
+          <w:sz w:val="21"/>
+        </w:rPr>
         <w:t>Navigate to the Users section (Admin sidebar) to:</w:t>
       </w:r>
     </w:p>
     <w:p>
       <w:pPr>
         <w:pStyle w:val="ListBullet"/>
+        <w:spacing w:after="60"/>
+        <w:ind w:left="432"/>
       </w:pPr>
       <w:r>
+        <w:rPr>
+          <w:rFonts w:ascii="Segoe UI" w:hAnsi="Segoe UI" w:cs="Segoe UI"/>
+          <w:b w:val="0"/>
+          <w:i w:val="0"/>
+          <w:color w:val="0B1F2E"/>
+          <w:sz w:val="21"/>
+        </w:rPr>
         <w:t>View all registered users with search and pagination</w:t>
       </w:r>
     </w:p>
     <w:p>
       <w:pPr>
         <w:pStyle w:val="ListBullet"/>
+        <w:spacing w:after="60"/>
+        <w:ind w:left="432"/>
       </w:pPr>
       <w:r>
+        <w:rPr>
+          <w:rFonts w:ascii="Segoe UI" w:hAnsi="Segoe UI" w:cs="Segoe UI"/>
+          <w:b w:val="0"/>
+          <w:i w:val="0"/>
+          <w:color w:val="0B1F2E"/>
+          <w:sz w:val="21"/>
+        </w:rPr>
         <w:t>Change user roles (Customer, Loan Officer, Admin, Super Admin)</w:t>
       </w:r>
     </w:p>
     <w:p>
       <w:pPr>
         <w:pStyle w:val="ListBullet"/>
+        <w:spacing w:after="60"/>
+        <w:ind w:left="432"/>
       </w:pPr>
       <w:r>
-        <w:t>Reset user passwords (OTP sent via email or phone depending on user type)</w:t>
+        <w:rPr>
+          <w:rFonts w:ascii="Segoe UI" w:hAnsi="Segoe UI" w:cs="Segoe UI"/>
+          <w:b w:val="0"/>
+          <w:i w:val="0"/>
+          <w:color w:val="0B1F2E"/>
+          <w:sz w:val="21"/>
+        </w:rPr>
+        <w:t>Promote users to admin level via the roles dropdown</w:t>
       </w:r>
     </w:p>
     <w:p>
       <w:pPr>
         <w:pStyle w:val="ListBullet"/>
+        <w:spacing w:after="60"/>
+        <w:ind w:left="432"/>
       </w:pPr>
       <w:r>
-        <w:t>View user creation dates, role, and linked status</w:t>
+        <w:rPr>
+          <w:rFonts w:ascii="Segoe UI" w:hAnsi="Segoe UI" w:cs="Segoe UI"/>
+          <w:b w:val="0"/>
+          <w:i w:val="0"/>
+          <w:color w:val="0B1F2E"/>
+          <w:sz w:val="21"/>
+        </w:rPr>
+        <w:t>Reset user passwords</w:t>
       </w:r>
     </w:p>
     <w:p>
       <w:pPr>
         <w:pStyle w:val="ListBullet"/>
+        <w:spacing w:after="60"/>
+        <w:ind w:left="432"/>
       </w:pPr>
       <w:r>
-        <w:t>Promote users to Admin level (Super Admin only)</w:t>
+        <w:rPr>
+          <w:rFonts w:ascii="Segoe UI" w:hAnsi="Segoe UI" w:cs="Segoe UI"/>
+          <w:b w:val="0"/>
+          <w:i w:val="0"/>
+          <w:color w:val="0B1F2E"/>
+          <w:sz w:val="21"/>
+        </w:rPr>
+        <w:t>View user creation dates and last login</w:t>
       </w:r>
     </w:p>
     <w:p>
       <w:pPr>
         <w:pStyle w:val="Heading1"/>
+        <w:spacing w:before="360" w:after="120"/>
+        <w:pBdr>
+          <w:bottom w:val="single" w:sz="12" w:space="4" w:color="00BDAA"/>
+        </w:pBdr>
       </w:pPr>
       <w:r>
+        <w:rPr>
+          <w:rFonts w:ascii="Segoe UI" w:hAnsi="Segoe UI" w:cs="Segoe UI"/>
+          <w:b/>
+          <w:i w:val="0"/>
+          <w:color w:val="0B1F2E"/>
+          <w:sz w:val="32"/>
+        </w:rPr>
         <w:t>4. Loan Review Workflow</w:t>
       </w:r>
     </w:p>
     <w:p>
       <w:pPr>
         <w:pStyle w:val="Heading2"/>
+        <w:spacing w:before="240" w:after="80"/>
       </w:pPr>
       <w:r>
+        <w:rPr>
+          <w:rFonts w:ascii="Segoe UI" w:hAnsi="Segoe UI" w:cs="Segoe UI"/>
+          <w:b/>
+          <w:i w:val="0"/>
+          <w:color w:val="008A7C"/>
+          <w:sz w:val="26"/>
+        </w:rPr>
         <w:t>4.1 Viewing Applications</w:t>
       </w:r>
     </w:p>
     <w:p>
       <w:r>
-        <w:t>The Loans page shows all loan applications with status, amount, applicant name, and dates. Status badges are color-coded: Approved (green), Rejected (red), Hold (yellow), Pending (gray).</w:t>
+        <w:rPr>
+          <w:rFonts w:ascii="Segoe UI" w:hAnsi="Segoe UI" w:cs="Segoe UI"/>
+          <w:b w:val="0"/>
+          <w:i w:val="0"/>
+          <w:color w:val="0B1F2E"/>
+          <w:sz w:val="21"/>
+        </w:rPr>
+        <w:t>The Loans page shows all loan applications with status, amount, applicant, and dates.</w:t>
       </w:r>
     </w:p>
     <w:p>
       <w:pPr>
         <w:pStyle w:val="Heading2"/>
+        <w:spacing w:before="240" w:after="80"/>
       </w:pPr>
       <w:r>
+        <w:rPr>
+          <w:rFonts w:ascii="Segoe UI" w:hAnsi="Segoe UI" w:cs="Segoe UI"/>
+          <w:b/>
+          <w:i w:val="0"/>
+          <w:color w:val="008A7C"/>
+          <w:sz w:val="26"/>
+        </w:rPr>
         <w:t>4.2 Reviewing an Application</w:t>
       </w:r>
     </w:p>
     <w:p>
       <w:pPr>
         <w:pStyle w:val="ListBullet"/>
+        <w:spacing w:after="60"/>
+        <w:ind w:left="432"/>
       </w:pPr>
       <w:r>
-        <w:t>Click on any loan row to open the detail modal</w:t>
+        <w:rPr>
+          <w:rFonts w:ascii="Segoe UI" w:hAnsi="Segoe UI" w:cs="Segoe UI"/>
+          <w:b w:val="0"/>
+          <w:i w:val="0"/>
+          <w:color w:val="0B1F2E"/>
+          <w:sz w:val="21"/>
+        </w:rPr>
+        <w:t>Click on any loan to open the detail modal</w:t>
       </w:r>
     </w:p>
     <w:p>
       <w:pPr>
         <w:pStyle w:val="ListBullet"/>
+        <w:spacing w:after="60"/>
+        <w:ind w:left="432"/>
       </w:pPr>
       <w:r>
+        <w:rPr>
+          <w:rFonts w:ascii="Segoe UI" w:hAnsi="Segoe UI" w:cs="Segoe UI"/>
+          <w:b w:val="0"/>
+          <w:i w:val="0"/>
+          <w:color w:val="0B1F2E"/>
+          <w:sz w:val="21"/>
+        </w:rPr>
         <w:t>Review applicant information and financial details</w:t>
       </w:r>
     </w:p>
     <w:p>
       <w:pPr>
         <w:pStyle w:val="ListBullet"/>
+        <w:spacing w:after="60"/>
+        <w:ind w:left="432"/>
       </w:pPr>
       <w:r>
+        <w:rPr>
+          <w:rFonts w:ascii="Segoe UI" w:hAnsi="Segoe UI" w:cs="Segoe UI"/>
+          <w:b w:val="0"/>
+          <w:i w:val="0"/>
+          <w:color w:val="0B1F2E"/>
+          <w:sz w:val="21"/>
+        </w:rPr>
         <w:t>Check the credit score and DTI ratio</w:t>
       </w:r>
     </w:p>
     <w:p>
       <w:pPr>
         <w:pStyle w:val="Heading2"/>
+        <w:spacing w:before="240" w:after="80"/>
       </w:pPr>
       <w:r>
+        <w:rPr>
+          <w:rFonts w:ascii="Segoe UI" w:hAnsi="Segoe UI" w:cs="Segoe UI"/>
+          <w:b/>
+          <w:i w:val="0"/>
+          <w:color w:val="008A7C"/>
+          <w:sz w:val="26"/>
+        </w:rPr>
         <w:t>4.3 Taking Action</w:t>
       </w:r>
     </w:p>
     <w:p>
       <w:pPr>
         <w:pStyle w:val="ListBullet"/>
+        <w:spacing w:after="60"/>
+        <w:ind w:left="432"/>
       </w:pPr>
       <w:r>
-        <w:t>Approve — sets status to "approved" and sends Telegram notification to customer</w:t>
+        <w:rPr>
+          <w:rFonts w:ascii="Segoe UI" w:hAnsi="Segoe UI" w:cs="Segoe UI"/>
+          <w:b w:val="0"/>
+          <w:i w:val="0"/>
+          <w:color w:val="0B1F2E"/>
+          <w:sz w:val="21"/>
+        </w:rPr>
+        <w:t>Approve — sets status to 'approved' and notifies the customer</w:t>
       </w:r>
     </w:p>
     <w:p>
       <w:pPr>
         <w:pStyle w:val="ListBullet"/>
+        <w:spacing w:after="60"/>
+        <w:ind w:left="432"/>
       </w:pPr>
       <w:r>
-        <w:t>Reject — sets status to "rejected" with optional rejection reason</w:t>
+        <w:rPr>
+          <w:rFonts w:ascii="Segoe UI" w:hAnsi="Segoe UI" w:cs="Segoe UI"/>
+          <w:b w:val="0"/>
+          <w:i w:val="0"/>
+          <w:color w:val="0B1F2E"/>
+          <w:sz w:val="21"/>
+        </w:rPr>
+        <w:t>Reject — sets status to 'rejected' with optional reason</w:t>
       </w:r>
     </w:p>
     <w:p>
       <w:pPr>
         <w:pStyle w:val="ListBullet"/>
+        <w:spacing w:after="60"/>
+        <w:ind w:left="432"/>
       </w:pPr>
       <w:r>
-        <w:t>Hold — keeps the application in review status for further investigation</w:t>
+        <w:rPr>
+          <w:rFonts w:ascii="Segoe UI" w:hAnsi="Segoe UI" w:cs="Segoe UI"/>
+          <w:b w:val="0"/>
+          <w:i w:val="0"/>
+          <w:color w:val="0B1F2E"/>
+          <w:sz w:val="21"/>
+        </w:rPr>
+        <w:t>Hold — keeps the application in review status</w:t>
       </w:r>
     </w:p>
     <w:p>
       <w:pPr>
         <w:pStyle w:val="Heading1"/>
+        <w:spacing w:before="360" w:after="120"/>
+        <w:pBdr>
+          <w:bottom w:val="single" w:sz="12" w:space="4" w:color="00BDAA"/>
+        </w:pBdr>
       </w:pPr>
       <w:r>
+        <w:rPr>
+          <w:rFonts w:ascii="Segoe UI" w:hAnsi="Segoe UI" w:cs="Segoe UI"/>
+          <w:b/>
+          <w:i w:val="0"/>
+          <w:color w:val="0B1F2E"/>
+          <w:sz w:val="32"/>
+        </w:rPr>
         <w:t>5. System Configuration</w:t>
       </w:r>
     </w:p>
     <w:p>
       <w:r>
-        <w:t>Super Admins can adjust platform settings:</w:t>
+        <w:rPr>
+          <w:rFonts w:ascii="Segoe UI" w:hAnsi="Segoe UI" w:cs="Segoe UI"/>
+          <w:b w:val="0"/>
+          <w:i w:val="0"/>
+          <w:color w:val="0B1F2E"/>
+          <w:sz w:val="21"/>
+        </w:rPr>
+        <w:t>Super Admins can adjust platform settings via the Settings page:</w:t>
       </w:r>
     </w:p>
     <w:p>
       <w:pPr>
         <w:pStyle w:val="ListBullet"/>
+        <w:spacing w:after="60"/>
+        <w:ind w:left="432"/>
       </w:pPr>
       <w:r>
+        <w:rPr>
+          <w:rFonts w:ascii="Segoe UI" w:hAnsi="Segoe UI" w:cs="Segoe UI"/>
+          <w:b w:val="0"/>
+          <w:i w:val="0"/>
+          <w:color w:val="0B1F2E"/>
+          <w:sz w:val="21"/>
+        </w:rPr>
         <w:t>Interest rates (monthly)</w:t>
       </w:r>
     </w:p>
     <w:p>
       <w:pPr>
         <w:pStyle w:val="ListBullet"/>
+        <w:spacing w:after="60"/>
+        <w:ind w:left="432"/>
       </w:pPr>
       <w:r>
+        <w:rPr>
+          <w:rFonts w:ascii="Segoe UI" w:hAnsi="Segoe UI" w:cs="Segoe UI"/>
+          <w:b w:val="0"/>
+          <w:i w:val="0"/>
+          <w:color w:val="0B1F2E"/>
+          <w:sz w:val="21"/>
+        </w:rPr>
         <w:t>Auto-underwrite threshold</w:t>
       </w:r>
     </w:p>
     <w:p>
       <w:pPr>
         <w:pStyle w:val="ListBullet"/>
+        <w:spacing w:after="60"/>
+        <w:ind w:left="432"/>
       </w:pPr>
       <w:r>
+        <w:rPr>
+          <w:rFonts w:ascii="Segoe UI" w:hAnsi="Segoe UI" w:cs="Segoe UI"/>
+          <w:b w:val="0"/>
+          <w:i w:val="0"/>
+          <w:color w:val="0B1F2E"/>
+          <w:sz w:val="21"/>
+        </w:rPr>
         <w:t>Platform name and branding</w:t>
       </w:r>
     </w:p>
     <w:p>
       <w:pPr>
         <w:pStyle w:val="ListBullet"/>
+        <w:spacing w:after="60"/>
+        <w:ind w:left="432"/>
       </w:pPr>
       <w:r>
+        <w:rPr>
+          <w:rFonts w:ascii="Segoe UI" w:hAnsi="Segoe UI" w:cs="Segoe UI"/>
+          <w:b w:val="0"/>
+          <w:i w:val="0"/>
+          <w:color w:val="0B1F2E"/>
+          <w:sz w:val="21"/>
+        </w:rPr>
         <w:t>Minimum and maximum loan amounts</w:t>
       </w:r>
     </w:p>
     <w:p>
       <w:pPr>
         <w:pStyle w:val="ListBullet"/>
+        <w:spacing w:after="60"/>
+        <w:ind w:left="432"/>
       </w:pPr>
       <w:r>
-        <w:t>Email verification toggle (enable/disable email OTP requirement)</w:t>
+        <w:rPr>
+          <w:rFonts w:ascii="Segoe UI" w:hAnsi="Segoe UI" w:cs="Segoe UI"/>
+          <w:b w:val="0"/>
+          <w:i w:val="0"/>
+          <w:color w:val="0B1F2E"/>
+          <w:sz w:val="21"/>
+        </w:rPr>
+        <w:t>Email Verification Required — toggle to enable/disable email verification for new users</w:t>
       </w:r>
     </w:p>
     <w:p>
       <w:pPr>
         <w:pStyle w:val="ListBullet"/>
+        <w:spacing w:after="60"/>
+        <w:ind w:left="432"/>
       </w:pPr>
       <w:r>
-        <w:t>Auto-approve limits</w:t>
+        <w:rPr>
+          <w:rFonts w:ascii="Segoe UI" w:hAnsi="Segoe UI" w:cs="Segoe UI"/>
+          <w:b w:val="0"/>
+          <w:i w:val="0"/>
+          <w:color w:val="0B1F2E"/>
+          <w:sz w:val="21"/>
+        </w:rPr>
+        <w:t>Telegram Bot Token and Admin ID configuration</w:t>
+      </w:r>
+    </w:p>
+    <w:p>
+      <w:pPr>
+        <w:pStyle w:val="ListBullet"/>
+        <w:spacing w:after="60"/>
+        <w:ind w:left="432"/>
+      </w:pPr>
+      <w:r>
+        <w:rPr>
+          <w:rFonts w:ascii="Segoe UI" w:hAnsi="Segoe UI" w:cs="Segoe UI"/>
+          <w:b w:val="0"/>
+          <w:i w:val="0"/>
+          <w:color w:val="0B1F2E"/>
+          <w:sz w:val="21"/>
+        </w:rPr>
+        <w:t>Brevo SMS API Key and Sender Name configuration</w:t>
       </w:r>
     </w:p>
     <w:p>
       <w:pPr>
         <w:pStyle w:val="Heading1"/>
+        <w:spacing w:before="360" w:after="120"/>
+        <w:pBdr>
+          <w:bottom w:val="single" w:sz="12" w:space="4" w:color="00BDAA"/>
+        </w:pBdr>
       </w:pPr>
       <w:r>
-        <w:t>6. Audit Logs</w:t>
+        <w:rPr>
+          <w:rFonts w:ascii="Segoe UI" w:hAnsi="Segoe UI" w:cs="Segoe UI"/>
+          <w:b/>
+          <w:i w:val="0"/>
+          <w:color w:val="0B1F2E"/>
+          <w:sz w:val="32"/>
+        </w:rPr>
+        <w:t>6. Payment Reminders</w:t>
       </w:r>
     </w:p>
     <w:p>
       <w:r>
-        <w:t>Navigate to Settings &gt; Core Audit Logs Trails to view the complete audit trail. Every action — logins, loan changes, profile updates, password changes, OTP requests — is recorded with timestamps and user details. Logs are append-only and cannot be modified.</w:t>
+        <w:rPr>
+          <w:rFonts w:ascii="Segoe UI" w:hAnsi="Segoe UI" w:cs="Segoe UI"/>
+          <w:b w:val="0"/>
+          <w:i w:val="0"/>
+          <w:color w:val="0B1F2E"/>
+          <w:sz w:val="21"/>
+        </w:rPr>
+        <w:t>Navigate to the Reminders page to configure automated payment reminders:</w:t>
+      </w:r>
+    </w:p>
+    <w:p>
+      <w:pPr>
+        <w:pStyle w:val="ListBullet"/>
+        <w:spacing w:after="60"/>
+        <w:ind w:left="432"/>
+      </w:pPr>
+      <w:r>
+        <w:rPr>
+          <w:rFonts w:ascii="Segoe UI" w:hAnsi="Segoe UI" w:cs="Segoe UI"/>
+          <w:b w:val="0"/>
+          <w:i w:val="0"/>
+          <w:color w:val="0B1F2E"/>
+          <w:sz w:val="21"/>
+        </w:rPr>
+        <w:t>Per-interval reminders (e.g., 3 days before due date)</w:t>
+      </w:r>
+    </w:p>
+    <w:p>
+      <w:pPr>
+        <w:pStyle w:val="ListBullet"/>
+        <w:spacing w:after="60"/>
+        <w:ind w:left="432"/>
+      </w:pPr>
+      <w:r>
+        <w:rPr>
+          <w:rFonts w:ascii="Segoe UI" w:hAnsi="Segoe UI" w:cs="Segoe UI"/>
+          <w:b w:val="0"/>
+          <w:i w:val="0"/>
+          <w:color w:val="0B1F2E"/>
+          <w:sz w:val="21"/>
+        </w:rPr>
+        <w:t>Overdue reminders (e.g., 1 day after missed payment)</w:t>
+      </w:r>
+    </w:p>
+    <w:p>
+      <w:pPr>
+        <w:pStyle w:val="ListBullet"/>
+        <w:spacing w:after="60"/>
+        <w:ind w:left="432"/>
+      </w:pPr>
+      <w:r>
+        <w:rPr>
+          <w:rFonts w:ascii="Segoe UI" w:hAnsi="Segoe UI" w:cs="Segoe UI"/>
+          <w:b w:val="0"/>
+          <w:i w:val="0"/>
+          <w:color w:val="0B1F2E"/>
+          <w:sz w:val="21"/>
+        </w:rPr>
+        <w:t>Reminder scheduling — 9:00 AM Cambodia time daily</w:t>
+      </w:r>
+    </w:p>
+    <w:p>
+      <w:pPr>
+        <w:pStyle w:val="ListBullet"/>
+        <w:spacing w:after="60"/>
+        <w:ind w:left="432"/>
+      </w:pPr>
+      <w:r>
+        <w:rPr>
+          <w:rFonts w:ascii="Segoe UI" w:hAnsi="Segoe UI" w:cs="Segoe UI"/>
+          <w:b w:val="0"/>
+          <w:i w:val="0"/>
+          <w:color w:val="0B1F2E"/>
+          <w:sz w:val="21"/>
+        </w:rPr>
+        <w:t>View reminder logs and history</w:t>
+      </w:r>
+    </w:p>
+    <w:p>
+      <w:pPr>
+        <w:pStyle w:val="ListBullet"/>
+        <w:spacing w:after="60"/>
+        <w:ind w:left="432"/>
+      </w:pPr>
+      <w:r>
+        <w:rPr>
+          <w:rFonts w:ascii="Segoe UI" w:hAnsi="Segoe UI" w:cs="Segoe UI"/>
+          <w:b w:val="0"/>
+          <w:i w:val="0"/>
+          <w:color w:val="0B1F2E"/>
+          <w:sz w:val="21"/>
+        </w:rPr>
+        <w:t>Rule-based reminder settings with configurable intervals</w:t>
       </w:r>
     </w:p>
     <w:p>
       <w:pPr>
         <w:pStyle w:val="Heading1"/>
+        <w:spacing w:before="360" w:after="120"/>
+        <w:pBdr>
+          <w:bottom w:val="single" w:sz="12" w:space="4" w:color="00BDAA"/>
+        </w:pBdr>
       </w:pPr>
       <w:r>
-        <w:t>7. Telegram Bot Commands</w:t>
+        <w:rPr>
+          <w:rFonts w:ascii="Segoe UI" w:hAnsi="Segoe UI" w:cs="Segoe UI"/>
+          <w:b/>
+          <w:i w:val="0"/>
+          <w:color w:val="0B1F2E"/>
+          <w:sz w:val="32"/>
+        </w:rPr>
+        <w:t>7. Broadcasts</w:t>
       </w:r>
     </w:p>
     <w:p>
       <w:r>
-        <w:t>The following commands are available to admins via the Telegram bot:</w:t>
+        <w:rPr>
+          <w:rFonts w:ascii="Segoe UI" w:hAnsi="Segoe UI" w:cs="Segoe UI"/>
+          <w:b w:val="0"/>
+          <w:i w:val="0"/>
+          <w:color w:val="0B1F2E"/>
+          <w:sz w:val="21"/>
+        </w:rPr>
+        <w:t>Navigate to the Broadcasts page to send messages to all linked users:</w:t>
+      </w:r>
+    </w:p>
+    <w:p>
+      <w:pPr>
+        <w:pStyle w:val="ListBullet"/>
+        <w:spacing w:after="60"/>
+        <w:ind w:left="432"/>
+      </w:pPr>
+      <w:r>
+        <w:rPr>
+          <w:rFonts w:ascii="Segoe UI" w:hAnsi="Segoe UI" w:cs="Segoe UI"/>
+          <w:b w:val="0"/>
+          <w:i w:val="0"/>
+          <w:color w:val="0B1F2E"/>
+          <w:sz w:val="21"/>
+        </w:rPr>
+        <w:t>Compose and send announcements to all Telegram-linked users</w:t>
+      </w:r>
+    </w:p>
+    <w:p>
+      <w:pPr>
+        <w:pStyle w:val="ListBullet"/>
+        <w:spacing w:after="60"/>
+        <w:ind w:left="432"/>
+      </w:pPr>
+      <w:r>
+        <w:rPr>
+          <w:rFonts w:ascii="Segoe UI" w:hAnsi="Segoe UI" w:cs="Segoe UI"/>
+          <w:b w:val="0"/>
+          <w:i w:val="0"/>
+          <w:color w:val="0B1F2E"/>
+          <w:sz w:val="21"/>
+        </w:rPr>
+        <w:t>View broadcast history and delivery status</w:t>
+      </w:r>
+    </w:p>
+    <w:p>
+      <w:pPr>
+        <w:pStyle w:val="Heading1"/>
+        <w:spacing w:before="360" w:after="120"/>
+        <w:pBdr>
+          <w:bottom w:val="single" w:sz="12" w:space="4" w:color="00BDAA"/>
+        </w:pBdr>
+      </w:pPr>
+      <w:r>
+        <w:rPr>
+          <w:rFonts w:ascii="Segoe UI" w:hAnsi="Segoe UI" w:cs="Segoe UI"/>
+          <w:b/>
+          <w:i w:val="0"/>
+          <w:color w:val="0B1F2E"/>
+          <w:sz w:val="32"/>
+        </w:rPr>
+        <w:t>8. Loan Management</w:t>
       </w:r>
     </w:p>
     <w:p>
       <w:r>
-        <w:t>/broadcast &lt;message&gt; — Send a message to all linked users</w:t>
+        <w:rPr>
+          <w:rFonts w:ascii="Segoe UI" w:hAnsi="Segoe UI" w:cs="Segoe UI"/>
+          <w:b w:val="0"/>
+          <w:i w:val="0"/>
+          <w:color w:val="0B1F2E"/>
+          <w:sz w:val="21"/>
+        </w:rPr>
+        <w:t>Navigate to the Loan Management page to view and manage all loans:</w:t>
+      </w:r>
+    </w:p>
+    <w:p>
+      <w:pPr>
+        <w:pStyle w:val="ListBullet"/>
+        <w:spacing w:after="60"/>
+        <w:ind w:left="432"/>
+      </w:pPr>
+      <w:r>
+        <w:rPr>
+          <w:rFonts w:ascii="Segoe UI" w:hAnsi="Segoe UI" w:cs="Segoe UI"/>
+          <w:b w:val="0"/>
+          <w:i w:val="0"/>
+          <w:color w:val="0B1F2E"/>
+          <w:sz w:val="21"/>
+        </w:rPr>
+        <w:t>View all loans with filters (status, applicant, amount)</w:t>
+      </w:r>
+    </w:p>
+    <w:p>
+      <w:pPr>
+        <w:pStyle w:val="ListBullet"/>
+        <w:spacing w:after="60"/>
+        <w:ind w:left="432"/>
+      </w:pPr>
+      <w:r>
+        <w:rPr>
+          <w:rFonts w:ascii="Segoe UI" w:hAnsi="Segoe UI" w:cs="Segoe UI"/>
+          <w:b w:val="0"/>
+          <w:i w:val="0"/>
+          <w:color w:val="0B1F2E"/>
+          <w:sz w:val="21"/>
+        </w:rPr>
+        <w:t>Quick actions: approve, reject, hold from the list view</w:t>
+      </w:r>
+    </w:p>
+    <w:p>
+      <w:pPr>
+        <w:pStyle w:val="ListBullet"/>
+        <w:spacing w:after="60"/>
+        <w:ind w:left="432"/>
+      </w:pPr>
+      <w:r>
+        <w:rPr>
+          <w:rFonts w:ascii="Segoe UI" w:hAnsi="Segoe UI" w:cs="Segoe UI"/>
+          <w:b w:val="0"/>
+          <w:i w:val="0"/>
+          <w:color w:val="0B1F2E"/>
+          <w:sz w:val="21"/>
+        </w:rPr>
+        <w:t>Export loan data</w:t>
+      </w:r>
+    </w:p>
+    <w:p>
+      <w:pPr>
+        <w:pStyle w:val="Heading1"/>
+        <w:spacing w:before="360" w:after="120"/>
+        <w:pBdr>
+          <w:bottom w:val="single" w:sz="12" w:space="4" w:color="00BDAA"/>
+        </w:pBdr>
+      </w:pPr>
+      <w:r>
+        <w:rPr>
+          <w:rFonts w:ascii="Segoe UI" w:hAnsi="Segoe UI" w:cs="Segoe UI"/>
+          <w:b/>
+          <w:i w:val="0"/>
+          <w:color w:val="0B1F2E"/>
+          <w:sz w:val="32"/>
+        </w:rPr>
+        <w:t>9. Audit Logs</w:t>
       </w:r>
     </w:p>
     <w:p>
       <w:r>
-        <w:t>/sweep-reminders — Trigger a manual payment reminder sweep</w:t>
+        <w:rPr>
+          <w:rFonts w:ascii="Segoe UI" w:hAnsi="Segoe UI" w:cs="Segoe UI"/>
+          <w:b w:val="0"/>
+          <w:i w:val="0"/>
+          <w:color w:val="0B1F2E"/>
+          <w:sz w:val="21"/>
+        </w:rPr>
+        <w:t>Navigate to History Logs to view the complete audit trail. Every action — logins, loan changes, profile updates, password changes — is recorded with timestamps and user details.</w:t>
+      </w:r>
+    </w:p>
+    <w:p>
+      <w:pPr>
+        <w:pStyle w:val="Heading1"/>
+        <w:spacing w:before="360" w:after="120"/>
+        <w:pBdr>
+          <w:bottom w:val="single" w:sz="12" w:space="4" w:color="00BDAA"/>
+        </w:pBdr>
+      </w:pPr>
+      <w:r>
+        <w:rPr>
+          <w:rFonts w:ascii="Segoe UI" w:hAnsi="Segoe UI" w:cs="Segoe UI"/>
+          <w:b/>
+          <w:i w:val="0"/>
+          <w:color w:val="0B1F2E"/>
+          <w:sz w:val="32"/>
+        </w:rPr>
+        <w:t>10. Telegram Bot Commands</w:t>
       </w:r>
     </w:p>
     <w:p>
       <w:r>
-        <w:t>/lookup &lt;email&gt; — Look up user details by email</w:t>
+        <w:rPr>
+          <w:rFonts w:ascii="Segoe UI" w:hAnsi="Segoe UI" w:cs="Segoe UI"/>
+          <w:b w:val="0"/>
+          <w:i w:val="0"/>
+          <w:color w:val="0B1F2E"/>
+          <w:sz w:val="21"/>
+        </w:rPr>
+        <w:t>The following commands are available to Super Admins via the Telegram bot:</w:t>
       </w:r>
     </w:p>
+    <w:tbl>
+      <w:tblPr>
+        <w:tblStyle w:val="TableGrid"/>
+        <w:tblW w:type="auto" w:w="0"/>
+        <w:jc w:val="center"/>
+        <w:tblLayout w:type="fixed"/>
+        <w:tblLook w:firstColumn="1" w:firstRow="1" w:lastColumn="0" w:lastRow="0" w:noHBand="0" w:noVBand="1" w:val="04A0"/>
+      </w:tblPr>
+      <w:tblGrid>
+        <w:gridCol w:w="4658"/>
+        <w:gridCol w:w="4658"/>
+      </w:tblGrid>
+      <w:tr>
+        <w:tc>
+          <w:tcPr>
+            <w:tcW w:type="dxa" w:w="3168"/>
+            <w:shd w:val="clear" w:fill="0B1F2E"/>
+            <w:tcMar>
+              <w:top w:w="80" w:type="dxa"/>
+              <w:start w:w="120" w:type="dxa"/>
+              <w:bottom w:w="80" w:type="dxa"/>
+              <w:end w:w="120" w:type="dxa"/>
+            </w:tcMar>
+            <w:vAlign w:val="center"/>
+          </w:tcPr>
+          <w:p>
+            <w:pPr>
+              <w:jc w:val="left"/>
+            </w:pPr>
+            <w:r/>
+            <w:r>
+              <w:rPr>
+                <w:rFonts w:ascii="Segoe UI" w:hAnsi="Segoe UI" w:cs="Segoe UI"/>
+                <w:b/>
+                <w:i w:val="0"/>
+                <w:color w:val="FFFFFF"/>
+                <w:sz w:val="19"/>
+              </w:rPr>
+              <w:t>Command</w:t>
+            </w:r>
+          </w:p>
+        </w:tc>
+        <w:tc>
+          <w:tcPr>
+            <w:tcW w:type="dxa" w:w="6048"/>
+            <w:shd w:val="clear" w:fill="0B1F2E"/>
+            <w:tcMar>
+              <w:top w:w="80" w:type="dxa"/>
+              <w:start w:w="120" w:type="dxa"/>
+              <w:bottom w:w="80" w:type="dxa"/>
+              <w:end w:w="120" w:type="dxa"/>
+            </w:tcMar>
+            <w:vAlign w:val="center"/>
+          </w:tcPr>
+          <w:p>
+            <w:pPr>
+              <w:jc w:val="left"/>
+            </w:pPr>
+            <w:r/>
+            <w:r>
+              <w:rPr>
+                <w:rFonts w:ascii="Segoe UI" w:hAnsi="Segoe UI" w:cs="Segoe UI"/>
+                <w:b/>
+                <w:i w:val="0"/>
+                <w:color w:val="FFFFFF"/>
+                <w:sz w:val="19"/>
+              </w:rPr>
+              <w:t>Description</w:t>
+            </w:r>
+          </w:p>
+        </w:tc>
+      </w:tr>
+      <w:tr>
+        <w:tc>
+          <w:tcPr>
+            <w:tcW w:type="dxa" w:w="3168"/>
+            <w:tcMar>
+              <w:top w:w="80" w:type="dxa"/>
+              <w:start w:w="120" w:type="dxa"/>
+              <w:bottom w:w="80" w:type="dxa"/>
+              <w:end w:w="120" w:type="dxa"/>
+            </w:tcMar>
+            <w:vAlign w:val="center"/>
+          </w:tcPr>
+          <w:p>
+            <w:pPr>
+              <w:spacing w:after="20"/>
+            </w:pPr>
+            <w:r/>
+            <w:r>
+              <w:rPr>
+                <w:rFonts w:ascii="Segoe UI" w:hAnsi="Segoe UI" w:cs="Segoe UI"/>
+                <w:b w:val="0"/>
+                <w:i w:val="0"/>
+                <w:color w:val="0B1F2E"/>
+                <w:sz w:val="19"/>
+              </w:rPr>
+              <w:t>/stats</w:t>
+            </w:r>
+          </w:p>
+        </w:tc>
+        <w:tc>
+          <w:tcPr>
+            <w:tcW w:type="dxa" w:w="6048"/>
+            <w:tcMar>
+              <w:top w:w="80" w:type="dxa"/>
+              <w:start w:w="120" w:type="dxa"/>
+              <w:bottom w:w="80" w:type="dxa"/>
+              <w:end w:w="120" w:type="dxa"/>
+            </w:tcMar>
+            <w:vAlign w:val="center"/>
+          </w:tcPr>
+          <w:p>
+            <w:pPr>
+              <w:spacing w:after="20"/>
+            </w:pPr>
+            <w:r/>
+            <w:r>
+              <w:rPr>
+                <w:rFonts w:ascii="Segoe UI" w:hAnsi="Segoe UI" w:cs="Segoe UI"/>
+                <w:b w:val="0"/>
+                <w:i w:val="0"/>
+                <w:color w:val="0B1F2E"/>
+                <w:sz w:val="19"/>
+              </w:rPr>
+              <w:t>View platform statistics</w:t>
+            </w:r>
+          </w:p>
+        </w:tc>
+      </w:tr>
+      <w:tr>
+        <w:tc>
+          <w:tcPr>
+            <w:tcW w:type="dxa" w:w="3168"/>
+            <w:shd w:val="clear" w:fill="F4F8FA"/>
+            <w:tcMar>
+              <w:top w:w="80" w:type="dxa"/>
+              <w:start w:w="120" w:type="dxa"/>
+              <w:bottom w:w="80" w:type="dxa"/>
+              <w:end w:w="120" w:type="dxa"/>
+            </w:tcMar>
+            <w:vAlign w:val="center"/>
+          </w:tcPr>
+          <w:p>
+            <w:pPr>
+              <w:spacing w:after="20"/>
+            </w:pPr>
+            <w:r/>
+            <w:r>
+              <w:rPr>
+                <w:rFonts w:ascii="Segoe UI" w:hAnsi="Segoe UI" w:cs="Segoe UI"/>
+                <w:b w:val="0"/>
+                <w:i w:val="0"/>
+                <w:color w:val="0B1F2E"/>
+                <w:sz w:val="19"/>
+              </w:rPr>
+              <w:t>/loans</w:t>
+            </w:r>
+          </w:p>
+        </w:tc>
+        <w:tc>
+          <w:tcPr>
+            <w:tcW w:type="dxa" w:w="6048"/>
+            <w:shd w:val="clear" w:fill="F4F8FA"/>
+            <w:tcMar>
+              <w:top w:w="80" w:type="dxa"/>
+              <w:start w:w="120" w:type="dxa"/>
+              <w:bottom w:w="80" w:type="dxa"/>
+              <w:end w:w="120" w:type="dxa"/>
+            </w:tcMar>
+            <w:vAlign w:val="center"/>
+          </w:tcPr>
+          <w:p>
+            <w:pPr>
+              <w:spacing w:after="20"/>
+            </w:pPr>
+            <w:r/>
+            <w:r>
+              <w:rPr>
+                <w:rFonts w:ascii="Segoe UI" w:hAnsi="Segoe UI" w:cs="Segoe UI"/>
+                <w:b w:val="0"/>
+                <w:i w:val="0"/>
+                <w:color w:val="0B1F2E"/>
+                <w:sz w:val="19"/>
+              </w:rPr>
+              <w:t>List recent loan applications</w:t>
+            </w:r>
+          </w:p>
+        </w:tc>
+      </w:tr>
+      <w:tr>
+        <w:tc>
+          <w:tcPr>
+            <w:tcW w:type="dxa" w:w="3168"/>
+            <w:tcMar>
+              <w:top w:w="80" w:type="dxa"/>
+              <w:start w:w="120" w:type="dxa"/>
+              <w:bottom w:w="80" w:type="dxa"/>
+              <w:end w:w="120" w:type="dxa"/>
+            </w:tcMar>
+            <w:vAlign w:val="center"/>
+          </w:tcPr>
+          <w:p>
+            <w:pPr>
+              <w:spacing w:after="20"/>
+            </w:pPr>
+            <w:r/>
+            <w:r>
+              <w:rPr>
+                <w:rFonts w:ascii="Segoe UI" w:hAnsi="Segoe UI" w:cs="Segoe UI"/>
+                <w:b w:val="0"/>
+                <w:i w:val="0"/>
+                <w:color w:val="0B1F2E"/>
+                <w:sz w:val="19"/>
+              </w:rPr>
+              <w:t>/users</w:t>
+            </w:r>
+          </w:p>
+        </w:tc>
+        <w:tc>
+          <w:tcPr>
+            <w:tcW w:type="dxa" w:w="6048"/>
+            <w:tcMar>
+              <w:top w:w="80" w:type="dxa"/>
+              <w:start w:w="120" w:type="dxa"/>
+              <w:bottom w:w="80" w:type="dxa"/>
+              <w:end w:w="120" w:type="dxa"/>
+            </w:tcMar>
+            <w:vAlign w:val="center"/>
+          </w:tcPr>
+          <w:p>
+            <w:pPr>
+              <w:spacing w:after="20"/>
+            </w:pPr>
+            <w:r/>
+            <w:r>
+              <w:rPr>
+                <w:rFonts w:ascii="Segoe UI" w:hAnsi="Segoe UI" w:cs="Segoe UI"/>
+                <w:b w:val="0"/>
+                <w:i w:val="0"/>
+                <w:color w:val="0B1F2E"/>
+                <w:sz w:val="19"/>
+              </w:rPr>
+              <w:t>List registered users</w:t>
+            </w:r>
+          </w:p>
+        </w:tc>
+      </w:tr>
+      <w:tr>
+        <w:tc>
+          <w:tcPr>
+            <w:tcW w:type="dxa" w:w="3168"/>
+            <w:shd w:val="clear" w:fill="F4F8FA"/>
+            <w:tcMar>
+              <w:top w:w="80" w:type="dxa"/>
+              <w:start w:w="120" w:type="dxa"/>
+              <w:bottom w:w="80" w:type="dxa"/>
+              <w:end w:w="120" w:type="dxa"/>
+            </w:tcMar>
+            <w:vAlign w:val="center"/>
+          </w:tcPr>
+          <w:p>
+            <w:pPr>
+              <w:spacing w:after="20"/>
+            </w:pPr>
+            <w:r/>
+            <w:r>
+              <w:rPr>
+                <w:rFonts w:ascii="Segoe UI" w:hAnsi="Segoe UI" w:cs="Segoe UI"/>
+                <w:b w:val="0"/>
+                <w:i w:val="0"/>
+                <w:color w:val="0B1F2E"/>
+                <w:sz w:val="19"/>
+              </w:rPr>
+              <w:t>/notifications</w:t>
+            </w:r>
+          </w:p>
+        </w:tc>
+        <w:tc>
+          <w:tcPr>
+            <w:tcW w:type="dxa" w:w="6048"/>
+            <w:shd w:val="clear" w:fill="F4F8FA"/>
+            <w:tcMar>
+              <w:top w:w="80" w:type="dxa"/>
+              <w:start w:w="120" w:type="dxa"/>
+              <w:bottom w:w="80" w:type="dxa"/>
+              <w:end w:w="120" w:type="dxa"/>
+            </w:tcMar>
+            <w:vAlign w:val="center"/>
+          </w:tcPr>
+          <w:p>
+            <w:pPr>
+              <w:spacing w:after="20"/>
+            </w:pPr>
+            <w:r/>
+            <w:r>
+              <w:rPr>
+                <w:rFonts w:ascii="Segoe UI" w:hAnsi="Segoe UI" w:cs="Segoe UI"/>
+                <w:b w:val="0"/>
+                <w:i w:val="0"/>
+                <w:color w:val="0B1F2E"/>
+                <w:sz w:val="19"/>
+              </w:rPr>
+              <w:t>View recent payment notifications</w:t>
+            </w:r>
+          </w:p>
+        </w:tc>
+      </w:tr>
+      <w:tr>
+        <w:tc>
+          <w:tcPr>
+            <w:tcW w:type="dxa" w:w="3168"/>
+            <w:tcMar>
+              <w:top w:w="80" w:type="dxa"/>
+              <w:start w:w="120" w:type="dxa"/>
+              <w:bottom w:w="80" w:type="dxa"/>
+              <w:end w:w="120" w:type="dxa"/>
+            </w:tcMar>
+            <w:vAlign w:val="center"/>
+          </w:tcPr>
+          <w:p>
+            <w:pPr>
+              <w:spacing w:after="20"/>
+            </w:pPr>
+            <w:r/>
+            <w:r>
+              <w:rPr>
+                <w:rFonts w:ascii="Segoe UI" w:hAnsi="Segoe UI" w:cs="Segoe UI"/>
+                <w:b w:val="0"/>
+                <w:i w:val="0"/>
+                <w:color w:val="0B1F2E"/>
+                <w:sz w:val="19"/>
+              </w:rPr>
+              <w:t>/broadcast &lt;message&gt;</w:t>
+            </w:r>
+          </w:p>
+        </w:tc>
+        <w:tc>
+          <w:tcPr>
+            <w:tcW w:type="dxa" w:w="6048"/>
+            <w:tcMar>
+              <w:top w:w="80" w:type="dxa"/>
+              <w:start w:w="120" w:type="dxa"/>
+              <w:bottom w:w="80" w:type="dxa"/>
+              <w:end w:w="120" w:type="dxa"/>
+            </w:tcMar>
+            <w:vAlign w:val="center"/>
+          </w:tcPr>
+          <w:p>
+            <w:pPr>
+              <w:spacing w:after="20"/>
+            </w:pPr>
+            <w:r/>
+            <w:r>
+              <w:rPr>
+                <w:rFonts w:ascii="Segoe UI" w:hAnsi="Segoe UI" w:cs="Segoe UI"/>
+                <w:b w:val="0"/>
+                <w:i w:val="0"/>
+                <w:color w:val="0B1F2E"/>
+                <w:sz w:val="19"/>
+              </w:rPr>
+              <w:t>Send a message to all linked users</w:t>
+            </w:r>
+          </w:p>
+        </w:tc>
+      </w:tr>
+      <w:tr>
+        <w:tc>
+          <w:tcPr>
+            <w:tcW w:type="dxa" w:w="3168"/>
+            <w:shd w:val="clear" w:fill="F4F8FA"/>
+            <w:tcMar>
+              <w:top w:w="80" w:type="dxa"/>
+              <w:start w:w="120" w:type="dxa"/>
+              <w:bottom w:w="80" w:type="dxa"/>
+              <w:end w:w="120" w:type="dxa"/>
+            </w:tcMar>
+            <w:vAlign w:val="center"/>
+          </w:tcPr>
+          <w:p>
+            <w:pPr>
+              <w:spacing w:after="20"/>
+            </w:pPr>
+            <w:r/>
+            <w:r>
+              <w:rPr>
+                <w:rFonts w:ascii="Segoe UI" w:hAnsi="Segoe UI" w:cs="Segoe UI"/>
+                <w:b w:val="0"/>
+                <w:i w:val="0"/>
+                <w:color w:val="0B1F2E"/>
+                <w:sz w:val="19"/>
+              </w:rPr>
+              <w:t>/send &lt;user_id&gt; &lt;message&gt;</w:t>
+            </w:r>
+          </w:p>
+        </w:tc>
+        <w:tc>
+          <w:tcPr>
+            <w:tcW w:type="dxa" w:w="6048"/>
+            <w:shd w:val="clear" w:fill="F4F8FA"/>
+            <w:tcMar>
+              <w:top w:w="80" w:type="dxa"/>
+              <w:start w:w="120" w:type="dxa"/>
+              <w:bottom w:w="80" w:type="dxa"/>
+              <w:end w:w="120" w:type="dxa"/>
+            </w:tcMar>
+            <w:vAlign w:val="center"/>
+          </w:tcPr>
+          <w:p>
+            <w:pPr>
+              <w:spacing w:after="20"/>
+            </w:pPr>
+            <w:r/>
+            <w:r>
+              <w:rPr>
+                <w:rFonts w:ascii="Segoe UI" w:hAnsi="Segoe UI" w:cs="Segoe UI"/>
+                <w:b w:val="0"/>
+                <w:i w:val="0"/>
+                <w:color w:val="0B1F2E"/>
+                <w:sz w:val="19"/>
+              </w:rPr>
+              <w:t>Send a message to a specific user</w:t>
+            </w:r>
+          </w:p>
+        </w:tc>
+      </w:tr>
+      <w:tr>
+        <w:tc>
+          <w:tcPr>
+            <w:tcW w:type="dxa" w:w="3168"/>
+            <w:tcMar>
+              <w:top w:w="80" w:type="dxa"/>
+              <w:start w:w="120" w:type="dxa"/>
+              <w:bottom w:w="80" w:type="dxa"/>
+              <w:end w:w="120" w:type="dxa"/>
+            </w:tcMar>
+            <w:vAlign w:val="center"/>
+          </w:tcPr>
+          <w:p>
+            <w:pPr>
+              <w:spacing w:after="20"/>
+            </w:pPr>
+            <w:r/>
+            <w:r>
+              <w:rPr>
+                <w:rFonts w:ascii="Segoe UI" w:hAnsi="Segoe UI" w:cs="Segoe UI"/>
+                <w:b w:val="0"/>
+                <w:i w:val="0"/>
+                <w:color w:val="0B1F2E"/>
+                <w:sz w:val="19"/>
+              </w:rPr>
+              <w:t>/reminder-check</w:t>
+            </w:r>
+          </w:p>
+        </w:tc>
+        <w:tc>
+          <w:tcPr>
+            <w:tcW w:type="dxa" w:w="6048"/>
+            <w:tcMar>
+              <w:top w:w="80" w:type="dxa"/>
+              <w:start w:w="120" w:type="dxa"/>
+              <w:bottom w:w="80" w:type="dxa"/>
+              <w:end w:w="120" w:type="dxa"/>
+            </w:tcMar>
+            <w:vAlign w:val="center"/>
+          </w:tcPr>
+          <w:p>
+            <w:pPr>
+              <w:spacing w:after="20"/>
+            </w:pPr>
+            <w:r/>
+            <w:r>
+              <w:rPr>
+                <w:rFonts w:ascii="Segoe UI" w:hAnsi="Segoe UI" w:cs="Segoe UI"/>
+                <w:b w:val="0"/>
+                <w:i w:val="0"/>
+                <w:color w:val="0B1F2E"/>
+                <w:sz w:val="19"/>
+              </w:rPr>
+              <w:t>Run payment reminder check now</w:t>
+            </w:r>
+          </w:p>
+        </w:tc>
+      </w:tr>
+    </w:tbl>
     <w:p>
-      <w:r>
-        <w:t>/start — Show available commands and bot status</w:t>
-      </w:r>
+      <w:pPr>
+        <w:spacing w:after="40"/>
+      </w:pPr>
+    </w:p>
+    <w:tbl>
+      <w:tblPr>
+        <w:tblStyle w:val="TableGrid"/>
+        <w:tblW w:type="auto" w:w="0"/>
+        <w:tblLook w:firstColumn="1" w:firstRow="1" w:lastColumn="0" w:lastRow="0" w:noHBand="0" w:noVBand="1" w:val="04A0"/>
+      </w:tblPr>
+      <w:tblGrid>
+        <w:gridCol w:w="9317"/>
+      </w:tblGrid>
+      <w:tr>
+        <w:tc>
+          <w:tcPr>
+            <w:tcW w:type="dxa" w:w="9317"/>
+            <w:tcBorders>
+              <w:left w:val="single" w:sz="28" w:space="0" w:color="2E7D32"/>
+            </w:tcBorders>
+            <w:shd w:val="clear" w:fill="E8F5E9"/>
+            <w:tcMar>
+              <w:top w:w="140" w:type="dxa"/>
+              <w:start w:w="200" w:type="dxa"/>
+              <w:bottom w:w="140" w:type="dxa"/>
+              <w:end w:w="200" w:type="dxa"/>
+            </w:tcMar>
+          </w:tcPr>
+          <w:p>
+            <w:pPr>
+              <w:spacing w:after="60"/>
+            </w:pPr>
+            <w:r/>
+            <w:r>
+              <w:rPr>
+                <w:rFonts w:ascii="Segoe UI" w:hAnsi="Segoe UI" w:cs="Segoe UI"/>
+                <w:b/>
+                <w:i w:val="0"/>
+                <w:color w:val="0B1F2E"/>
+                <w:sz w:val="21"/>
+              </w:rPr>
+              <w:t>Tip</w:t>
+            </w:r>
+          </w:p>
+          <w:p>
+            <w:pPr>
+              <w:spacing w:after="0"/>
+            </w:pPr>
+            <w:r>
+              <w:rPr>
+                <w:rFonts w:ascii="Segoe UI" w:hAnsi="Segoe UI" w:cs="Segoe UI"/>
+                <w:b w:val="0"/>
+                <w:i w:val="0"/>
+                <w:color w:val="0B1F2E"/>
+                <w:sz w:val="20"/>
+              </w:rPr>
+              <w:t>Link your Telegram account first with /link, then confirm with /confirm &lt;code&gt; so the bot can send you notifications.</w:t>
+            </w:r>
+          </w:p>
+        </w:tc>
+      </w:tr>
+    </w:tbl>
+    <w:p>
+      <w:pPr>
+        <w:spacing w:after="40"/>
+      </w:pPr>
     </w:p>
     <w:sectPr>
-      <w:pgSz w:w="12240" w:h="15840"/>
-      <w:pgMar w:top="1440" w:right="1800" w:bottom="1440" w:left="1800" w:header="720" w:footer="720" w:gutter="0"/>
+      <w:headerReference w:type="default" r:id="rId9"/>
+      <w:footerReference w:type="default" r:id="rId10"/>
+      <w:pgSz w:w="11909" w:h="16834"/>
+      <w:pgMar w:top="1152" w:right="1296" w:bottom="1152" w:left="1296" w:header="720" w:footer="720" w:gutter="0"/>
       <w:cols w:space="720"/>
       <w:docGrid w:linePitch="360"/>
     </w:sectPr>
   </w:body>
 </w:document>
+</file>
+
+<file path=word/footer1.xml><?xml version="1.0" encoding="utf-8"?>
+<w:ftr xmlns:m="http://schemas.openxmlformats.org/officeDocument/2006/math" xmlns:mc="http://schemas.openxmlformats.org/markup-compatibility/2006" xmlns:mo="http://schemas.microsoft.com/office/mac/office/2008/main" xmlns:mv="urn:schemas-microsoft-com:mac:vml" xmlns:o="urn:schemas-microsoft-com:office:office" xmlns:r="http://schemas.openxmlformats.org/officeDocument/2006/relationships" xmlns:v="urn:schemas-microsoft-com:vml" xmlns:w10="urn:schemas-microsoft-com:office:word" xmlns:w14="http://schemas.microsoft.com/office/word/2010/wordml" xmlns:w="http://schemas.openxmlformats.org/wordprocessingml/2006/main" xmlns:wne="http://schemas.microsoft.com/office/word/2006/wordml" xmlns:wp14="http://schemas.microsoft.com/office/word/2010/wordprocessingDrawing" xmlns:wp="http://schemas.openxmlformats.org/drawingml/2006/wordprocessingDrawing" xmlns:wpc="http://schemas.microsoft.com/office/word/2010/wordprocessingCanvas" xmlns:wpg="http://schemas.microsoft.com/office/word/2010/wordprocessingGroup" xmlns:wpi="http://schemas.microsoft.com/office/word/2010/wordprocessingInk" xmlns:wps="http://schemas.microsoft.com/office/word/2010/wordprocessingShape" mc:Ignorable="w14 wp14">
+  <w:p>
+    <w:pPr>
+      <w:pStyle w:val="Footer"/>
+      <w:jc w:val="center"/>
+    </w:pPr>
+    <w:r/>
+    <w:r>
+      <w:rPr>
+        <w:rFonts w:ascii="Segoe UI" w:hAnsi="Segoe UI" w:cs="Segoe UI"/>
+        <w:b w:val="0"/>
+        <w:i w:val="0"/>
+        <w:color w:val="6B7A89"/>
+        <w:sz w:val="16"/>
+      </w:rPr>
+      <w:t>NexusFinance — User Manual — Admin &amp; Officer  •  NF-DOC-004  •  Internal &amp; Confidential</w:t>
+    </w:r>
+    <w:r>
+      <w:rPr>
+        <w:rFonts w:ascii="Segoe UI" w:hAnsi="Segoe UI" w:cs="Segoe UI"/>
+        <w:b w:val="0"/>
+        <w:i w:val="0"/>
+        <w:color w:val="6B7A89"/>
+        <w:sz w:val="16"/>
+      </w:rPr>
+      <w:t xml:space="preserve">  •  Page </w:t>
+    </w:r>
+    <w:r>
+      <w:fldChar w:fldCharType="begin"/>
+      <w:instrText xml:space="preserve">PAGE</w:instrText>
+      <w:fldChar w:fldCharType="separate"/>
+      <w:t>1</w:t>
+      <w:fldChar w:fldCharType="end"/>
+    </w:r>
+  </w:p>
+</w:ftr>
+</file>
+
+<file path=word/header1.xml><?xml version="1.0" encoding="utf-8"?>
+<w:hdr xmlns:m="http://schemas.openxmlformats.org/officeDocument/2006/math" xmlns:mc="http://schemas.openxmlformats.org/markup-compatibility/2006" xmlns:mo="http://schemas.microsoft.com/office/mac/office/2008/main" xmlns:mv="urn:schemas-microsoft-com:mac:vml" xmlns:o="urn:schemas-microsoft-com:office:office" xmlns:r="http://schemas.openxmlformats.org/officeDocument/2006/relationships" xmlns:v="urn:schemas-microsoft-com:vml" xmlns:w10="urn:schemas-microsoft-com:office:word" xmlns:w14="http://schemas.microsoft.com/office/word/2010/wordml" xmlns:w="http://schemas.openxmlformats.org/wordprocessingml/2006/main" xmlns:wne="http://schemas.microsoft.com/office/word/2006/wordml" xmlns:wp14="http://schemas.microsoft.com/office/word/2010/wordprocessingDrawing" xmlns:wp="http://schemas.openxmlformats.org/drawingml/2006/wordprocessingDrawing" xmlns:wpc="http://schemas.microsoft.com/office/word/2010/wordprocessingCanvas" xmlns:wpg="http://schemas.microsoft.com/office/word/2010/wordprocessingGroup" xmlns:wpi="http://schemas.microsoft.com/office/word/2010/wordprocessingInk" xmlns:wps="http://schemas.microsoft.com/office/word/2010/wordprocessingShape" mc:Ignorable="w14 wp14">
+  <w:p>
+    <w:pPr>
+      <w:pStyle w:val="Header"/>
+    </w:pPr>
+    <w:r/>
+  </w:p>
+</w:hdr>
 </file>
 
 <file path=word/numbering.xml><?xml version="1.0" encoding="utf-8"?>
@@ -752,6 +2969,14 @@
     <w:name w:val="Normal"/>
     <w:qFormat/>
     <w:rsid w:val="00FC693F"/>
+    <w:pPr>
+      <w:spacing w:after="140" w:line="324" w:lineRule="auto"/>
+    </w:pPr>
+    <w:rPr>
+      <w:rFonts w:ascii="Segoe UI" w:hAnsi="Segoe UI" w:cs="Segoe UI"/>
+      <w:color w:val="0B1F2E"/>
+      <w:sz w:val="21"/>
+    </w:rPr>
   </w:style>
   <w:style w:type="paragraph" w:styleId="Header">
     <w:name w:val="header"/>
